--- a/docs/PLM_WAF_Review_TechSpec.docx
+++ b/docs/PLM_WAF_Review_TechSpec.docx
@@ -1,6 +1,6 @@
 
 <file path=word/document.xml><?xml version="1.0" encoding="utf-8"?>
-<w:document xmlns:wpc="http://schemas.microsoft.com/office/word/2010/wordprocessingCanvas" xmlns:cx="http://schemas.microsoft.com/office/drawing/2014/chartex" xmlns:cx1="http://schemas.microsoft.com/office/drawing/2015/9/8/chartex" xmlns:cx2="http://schemas.microsoft.com/office/drawing/2015/10/21/chartex" xmlns:cx3="http://schemas.microsoft.com/office/drawing/2016/5/9/chartex" xmlns:cx4="http://schemas.microsoft.com/office/drawing/2016/5/10/chartex" xmlns:cx5="http://schemas.microsoft.com/office/drawing/2016/5/11/chartex" xmlns:cx6="http://schemas.microsoft.com/office/drawing/2016/5/12/chartex" xmlns:cx7="http://schemas.microsoft.com/office/drawing/2016/5/13/chartex" xmlns:cx8="http://schemas.microsoft.com/office/drawing/2016/5/14/chartex" xmlns:mc="http://schemas.openxmlformats.org/markup-compatibility/2006" xmlns:aink="http://schemas.microsoft.com/office/drawing/2016/ink" xmlns:am3d="http://schemas.microsoft.com/office/drawing/2017/model3d" xmlns:o="urn:schemas-microsoft-com:office:office" xmlns:oel="http://schemas.microsoft.com/office/2019/extlst" xmlns:r="http://schemas.openxmlformats.org/officeDocument/2006/relationships" xmlns:m="http://schemas.openxmlformats.org/officeDocument/2006/math" xmlns:v="urn:schemas-microsoft-com:vml" xmlns:wp14="http://schemas.microsoft.com/office/word/2010/wordprocessingDrawing" xmlns:wp="http://schemas.openxmlformats.org/drawingml/2006/wordprocessingDrawing" xmlns:w10="urn:schemas-microsoft-com:office:word" xmlns:w="http://schemas.openxmlformats.org/wordprocessingml/2006/main" xmlns:w14="http://schemas.microsoft.com/office/word/2010/wordml" xmlns:w15="http://schemas.microsoft.com/office/word/2012/wordml" xmlns:w16cex="http://schemas.microsoft.com/office/word/2018/wordml/cex" xmlns:w16cid="http://schemas.microsoft.com/office/word/2016/wordml/cid" xmlns:w16="http://schemas.microsoft.com/office/word/2018/wordml" xmlns:w16du="http://schemas.microsoft.com/office/word/2023/wordml/word16du" xmlns:w16sdtdh="http://schemas.microsoft.com/office/word/2020/wordml/sdtdatahash" xmlns:w16sdtfl="http://schemas.microsoft.com/office/word/2024/wordml/sdtformatlock" xmlns:w16se="http://schemas.microsoft.com/office/word/2015/wordml/symex" xmlns:wpg="http://schemas.microsoft.com/office/word/2010/wordprocessingGroup" xmlns:wpi="http://schemas.microsoft.com/office/word/2010/wordprocessingInk" xmlns:wne="http://schemas.microsoft.com/office/word/2006/wordml" xmlns:wps="http://schemas.microsoft.com/office/word/2010/wordprocessingShape" mc:Ignorable="w14 w15 w16se w16cid w16 w16cex w16sdtdh w16sdtfl w16du wp14">
+<w:document xmlns:wpc="http://schemas.microsoft.com/office/word/2010/wordprocessingCanvas" xmlns:cx="http://schemas.microsoft.com/office/drawing/2014/chartex" xmlns:cx1="http://schemas.microsoft.com/office/drawing/2015/9/8/chartex" xmlns:cx2="http://schemas.microsoft.com/office/drawing/2015/10/21/chartex" xmlns:cx3="http://schemas.microsoft.com/office/drawing/2016/5/9/chartex" xmlns:cx4="http://schemas.microsoft.com/office/drawing/2016/5/10/chartex" xmlns:cx5="http://schemas.microsoft.com/office/drawing/2016/5/11/chartex" xmlns:cx6="http://schemas.microsoft.com/office/drawing/2016/5/12/chartex" xmlns:cx7="http://schemas.microsoft.com/office/drawing/2016/5/13/chartex" xmlns:cx8="http://schemas.microsoft.com/office/drawing/2016/5/14/chartex" xmlns:mc="http://schemas.openxmlformats.org/markup-compatibility/2006" xmlns:m="http://schemas.openxmlformats.org/officeDocument/2006/math" xmlns:aink="http://schemas.microsoft.com/office/drawing/2016/ink" xmlns:am3d="http://schemas.microsoft.com/office/drawing/2017/model3d" xmlns:oel="http://schemas.microsoft.com/office/2019/extlst" xmlns:r="http://schemas.openxmlformats.org/officeDocument/2006/relationships" xmlns:wp14="http://schemas.microsoft.com/office/word/2010/wordprocessingDrawing" xmlns:wp="http://schemas.openxmlformats.org/drawingml/2006/wordprocessingDrawing" xmlns:wpg="http://schemas.microsoft.com/office/word/2010/wordprocessingGroup" xmlns:wpi="http://schemas.microsoft.com/office/word/2010/wordprocessingInk" xmlns:wps="http://schemas.microsoft.com/office/word/2010/wordprocessingShape" xmlns:o="urn:schemas-microsoft-com:office:office" xmlns:v="urn:schemas-microsoft-com:vml" xmlns:w10="urn:schemas-microsoft-com:office:word" xmlns:w="http://schemas.openxmlformats.org/wordprocessingml/2006/main" xmlns:w14="http://schemas.microsoft.com/office/word/2010/wordml" xmlns:w15="http://schemas.microsoft.com/office/word/2012/wordml" xmlns:w16cex="http://schemas.microsoft.com/office/word/2018/wordml/cex" xmlns:w16cid="http://schemas.microsoft.com/office/word/2016/wordml/cid" xmlns:w16="http://schemas.microsoft.com/office/word/2018/wordml" xmlns:w16sdtdh="http://schemas.microsoft.com/office/word/2020/wordml/sdtdatahash" xmlns:w16sdtfl="http://schemas.microsoft.com/office/word/2024/wordml/sdtformatlock" xmlns:w16se="http://schemas.microsoft.com/office/word/2015/wordml/symex" xmlns:w16du="http://schemas.microsoft.com/office/word/2023/wordml/word16du" xmlns:wne="http://schemas.microsoft.com/office/word/2006/wordml" mc:Ignorable="w14 w15 w16se w16cid w16 w16cex w16sdtdh w16sdtfl w16du wp14">
   <w:body>
     <w:p>
       <w:pPr>
@@ -66,7 +66,27 @@
           <w:sz w:val="24"/>
           <w:szCs w:val="24"/>
         </w:rPr>
-        <w:t>Philip Morris International  |  ARAS Innovator PLM on AWS</w:t>
+        <w:t xml:space="preserve">Philip Morris International  |  </w:t>
+      </w:r>
+      <w:r>
+        <w:rPr>
+          <w:i/>
+          <w:iCs/>
+          <w:color w:val="707070"/>
+          <w:sz w:val="24"/>
+          <w:szCs w:val="24"/>
+        </w:rPr>
+        <w:t>PLM</w:t>
+      </w:r>
+      <w:r>
+        <w:rPr>
+          <w:i/>
+          <w:iCs/>
+          <w:color w:val="707070"/>
+          <w:sz w:val="24"/>
+          <w:szCs w:val="24"/>
+        </w:rPr>
+        <w:t xml:space="preserve"> Innovator PLM on AWS</w:t>
       </w:r>
     </w:p>
     <w:p>
@@ -133,7 +153,19 @@
         <w:jc w:val="both"/>
       </w:pPr>
       <w:r>
-        <w:t>This document defines the technical specification for a Well-Architected Framework (WAF) Review project conducted on the Product Lifecycle Management (PLM) system being migrated and refactored to AWS cloud for Philip Morris International (PMI). The review was performed in the role of Cloud Architect at IBM India during the ARAS Innovator PLM migration engagement (Oct 2022 – Sep 2023).</w:t>
+        <w:t>This document defines the technical specification for a Well-Architected Framework (WAF) Review project conducted on the Product Lifecycle Management (PLM) system being migrated and refactored to AWS cloud for Philip Morris International (</w:t>
+      </w:r>
+      <w:r>
+        <w:t>XYZ</w:t>
+      </w:r>
+      <w:r>
+        <w:t xml:space="preserve">). The review was performed in the role of Cloud Architect at IBM India during the </w:t>
+      </w:r>
+      <w:r>
+        <w:t>PLM</w:t>
+      </w:r>
+      <w:r>
+        <w:t xml:space="preserve"> Innovator PLM migration engagement (Oct 2022 – Sep 2023).</w:t>
       </w:r>
     </w:p>
     <w:p>
@@ -164,7 +196,22 @@
         <w:jc w:val="both"/>
       </w:pPr>
       <w:r>
-        <w:t>PMI operated a legacy on-premise PLM solution managing the end-to-end product lifecycle — from R&amp;D formulation through regulatory compliance to market launch. The decision was made to migrate to ARAS Innovator, a modern SaaS-based PLM platform, hosted on AWS. Custom modules were developed on AWS with ARAS as the base, and the legacy on-premise modules were cut over in phased releases.</w:t>
+        <w:t>XYZ</w:t>
+      </w:r>
+      <w:r>
+        <w:t xml:space="preserve"> operated a legacy on-premise PLM solution managing the end-to-end product lifecycle — from R&amp;D formulation through regulatory compliance to market launch. The decision was made to migrate to </w:t>
+      </w:r>
+      <w:r>
+        <w:t>PLM</w:t>
+      </w:r>
+      <w:r>
+        <w:t xml:space="preserve"> Innovator, a modern SaaS-based PLM platform, hosted on AWS. Custom modules were developed on AWS with </w:t>
+      </w:r>
+      <w:r>
+        <w:t>PLM</w:t>
+      </w:r>
+      <w:r>
+        <w:t xml:space="preserve"> as the base, and the legacy on-premise modules were cut over in phased releases.</w:t>
       </w:r>
     </w:p>
     <w:p>
@@ -173,7 +220,25 @@
         <w:jc w:val="both"/>
       </w:pPr>
       <w:r>
-        <w:t>As the Cloud Architect responsible for the AWS infrastructure design, an architecture review was conducted at two stages: at the initial design phase (design review) and post-deployment of the first production modules (operational review). The review was structured against the AWS Well-Architected Framework across four pillars: Security, Reliability, Performance Efficiency, and Cost Optimisation.</w:t>
+        <w:t>As the Cloud Architect responsible for the AWS infrastructure design, an architecture review was conducted at two stages: at the initial design phase (</w:t>
+      </w:r>
+      <w:r>
+        <w:rPr>
+          <w:highlight w:val="yellow"/>
+        </w:rPr>
+        <w:t>design review</w:t>
+      </w:r>
+      <w:r>
+        <w:t>) and post-deployment of the first production modules (</w:t>
+      </w:r>
+      <w:r>
+        <w:rPr>
+          <w:highlight w:val="yellow"/>
+        </w:rPr>
+        <w:t>operational review</w:t>
+      </w:r>
+      <w:r>
+        <w:t>). The review was structured against the AWS Well-Architected Framework across four pillars: Security, Reliability, Performance Efficiency, and Cost Optimisation.</w:t>
       </w:r>
     </w:p>
     <w:p>
@@ -212,7 +277,22 @@
         <w:spacing w:before="40" w:after="40"/>
       </w:pPr>
       <w:r>
-        <w:t>ARAS Innovator application tier: web servers, application servers, and integration layer connecting ARAS APIs to PMI enterprise systems.</w:t>
+        <w:t>PLM</w:t>
+      </w:r>
+      <w:r>
+        <w:t xml:space="preserve"> Innovator application tier: web servers, application servers, and integration layer connecting </w:t>
+      </w:r>
+      <w:r>
+        <w:t>PLM</w:t>
+      </w:r>
+      <w:r>
+        <w:t xml:space="preserve"> APIs to </w:t>
+      </w:r>
+      <w:r>
+        <w:t>XYZ</w:t>
+      </w:r>
+      <w:r>
+        <w:t xml:space="preserve"> enterprise systems.</w:t>
       </w:r>
     </w:p>
     <w:p>
@@ -249,16 +329,28 @@
           <w:numId w:val="2"/>
         </w:numPr>
         <w:spacing w:before="40" w:after="40"/>
-      </w:pPr>
-      <w:r>
+        <w:rPr>
+          <w:highlight w:val="yellow"/>
+        </w:rPr>
+      </w:pPr>
+      <w:r>
+        <w:rPr>
+          <w:highlight w:val="yellow"/>
+        </w:rPr>
         <w:t xml:space="preserve">Two review phases: Design Review (architecture diagrams, </w:t>
       </w:r>
       <w:proofErr w:type="spellStart"/>
       <w:r>
+        <w:rPr>
+          <w:highlight w:val="yellow"/>
+        </w:rPr>
         <w:t>IaC</w:t>
       </w:r>
       <w:proofErr w:type="spellEnd"/>
       <w:r>
+        <w:rPr>
+          <w:highlight w:val="yellow"/>
+        </w:rPr>
         <w:t xml:space="preserve"> code, and design documents) and Operational Review (live environment assessment using AWS Trusted Advisor, Security Hub, Cost Explorer, and CloudWatch metrics).</w:t>
       </w:r>
     </w:p>
@@ -298,12 +390,6 @@
         <w:gridCol w:w="4560"/>
       </w:tblGrid>
       <w:tr>
-        <w:tblPrEx>
-          <w:tblCellMar>
-            <w:top w:w="0" w:type="dxa"/>
-            <w:bottom w:w="0" w:type="dxa"/>
-          </w:tblCellMar>
-        </w:tblPrEx>
         <w:trPr>
           <w:tblHeader/>
         </w:trPr>
@@ -399,12 +485,6 @@
         </w:tc>
       </w:tr>
       <w:tr>
-        <w:tblPrEx>
-          <w:tblCellMar>
-            <w:top w:w="0" w:type="dxa"/>
-            <w:bottom w:w="0" w:type="dxa"/>
-          </w:tblCellMar>
-        </w:tblPrEx>
         <w:tc>
           <w:tcPr>
             <w:tcW w:w="2400" w:type="dxa"/>
@@ -488,12 +568,6 @@
         </w:tc>
       </w:tr>
       <w:tr>
-        <w:tblPrEx>
-          <w:tblCellMar>
-            <w:top w:w="0" w:type="dxa"/>
-            <w:bottom w:w="0" w:type="dxa"/>
-          </w:tblCellMar>
-        </w:tblPrEx>
         <w:tc>
           <w:tcPr>
             <w:tcW w:w="2400" w:type="dxa"/>
@@ -577,12 +651,6 @@
         </w:tc>
       </w:tr>
       <w:tr>
-        <w:tblPrEx>
-          <w:tblCellMar>
-            <w:top w:w="0" w:type="dxa"/>
-            <w:bottom w:w="0" w:type="dxa"/>
-          </w:tblCellMar>
-        </w:tblPrEx>
         <w:tc>
           <w:tcPr>
             <w:tcW w:w="2400" w:type="dxa"/>
@@ -606,7 +674,14 @@
                 <w:sz w:val="20"/>
                 <w:szCs w:val="20"/>
               </w:rPr>
-              <w:t>ARAS Product Team</w:t>
+              <w:t>PLM</w:t>
+            </w:r>
+            <w:r>
+              <w:rPr>
+                <w:sz w:val="20"/>
+                <w:szCs w:val="20"/>
+              </w:rPr>
+              <w:t xml:space="preserve"> Product Team</w:t>
             </w:r>
           </w:p>
         </w:tc>
@@ -633,7 +708,14 @@
                 <w:sz w:val="20"/>
                 <w:szCs w:val="20"/>
               </w:rPr>
-              <w:t>ARAS Innovator (Partner)</w:t>
+              <w:t>PLM</w:t>
+            </w:r>
+            <w:r>
+              <w:rPr>
+                <w:sz w:val="20"/>
+                <w:szCs w:val="20"/>
+              </w:rPr>
+              <w:t xml:space="preserve"> Innovator (Partner)</w:t>
             </w:r>
           </w:p>
         </w:tc>
@@ -666,12 +748,6 @@
         </w:tc>
       </w:tr>
       <w:tr>
-        <w:tblPrEx>
-          <w:tblCellMar>
-            <w:top w:w="0" w:type="dxa"/>
-            <w:bottom w:w="0" w:type="dxa"/>
-          </w:tblCellMar>
-        </w:tblPrEx>
         <w:tc>
           <w:tcPr>
             <w:tcW w:w="2400" w:type="dxa"/>
@@ -722,7 +798,7 @@
                 <w:sz w:val="20"/>
                 <w:szCs w:val="20"/>
               </w:rPr>
-              <w:t>PMI</w:t>
+              <w:t>XYZ</w:t>
             </w:r>
           </w:p>
         </w:tc>
@@ -755,12 +831,6 @@
         </w:tc>
       </w:tr>
       <w:tr>
-        <w:tblPrEx>
-          <w:tblCellMar>
-            <w:top w:w="0" w:type="dxa"/>
-            <w:bottom w:w="0" w:type="dxa"/>
-          </w:tblCellMar>
-        </w:tblPrEx>
         <w:tc>
           <w:tcPr>
             <w:tcW w:w="2400" w:type="dxa"/>
@@ -812,7 +882,7 @@
                 <w:sz w:val="20"/>
                 <w:szCs w:val="20"/>
               </w:rPr>
-              <w:t>PMI</w:t>
+              <w:t>XYZ</w:t>
             </w:r>
           </w:p>
         </w:tc>
@@ -881,7 +951,19 @@
         <w:jc w:val="both"/>
       </w:pPr>
       <w:r>
-        <w:t>The ARAS Innovator PLM system on AWS consists of a multi-tier web application architecture deployed across two Availability Zones in the eu-west-1 (Ireland) region. The architecture supports approximately 500 concurrent internal users across PMI R&amp;D, regulatory, and manufacturing business units.</w:t>
+        <w:t xml:space="preserve">The </w:t>
+      </w:r>
+      <w:r>
+        <w:t>PLM</w:t>
+      </w:r>
+      <w:r>
+        <w:t xml:space="preserve"> Innovator PLM system on AWS consists of a multi-tier web application architecture deployed across two Availability Zones in the eu-west-1 (Ireland) region. The architecture supports approximately 500 concurrent internal users across </w:t>
+      </w:r>
+      <w:r>
+        <w:t>XYZ</w:t>
+      </w:r>
+      <w:r>
+        <w:t xml:space="preserve"> R&amp;D, regulatory, and manufacturing business units.</w:t>
       </w:r>
     </w:p>
     <w:p>
@@ -920,12 +1002,6 @@
         <w:gridCol w:w="5360"/>
       </w:tblGrid>
       <w:tr>
-        <w:tblPrEx>
-          <w:tblCellMar>
-            <w:top w:w="0" w:type="dxa"/>
-            <w:bottom w:w="0" w:type="dxa"/>
-          </w:tblCellMar>
-        </w:tblPrEx>
         <w:trPr>
           <w:tblHeader/>
         </w:trPr>
@@ -1021,12 +1097,6 @@
         </w:tc>
       </w:tr>
       <w:tr>
-        <w:tblPrEx>
-          <w:tblCellMar>
-            <w:top w:w="0" w:type="dxa"/>
-            <w:bottom w:w="0" w:type="dxa"/>
-          </w:tblCellMar>
-        </w:tblPrEx>
         <w:tc>
           <w:tcPr>
             <w:tcW w:w="1800" w:type="dxa"/>
@@ -1104,18 +1174,26 @@
                 <w:sz w:val="20"/>
                 <w:szCs w:val="20"/>
               </w:rPr>
-              <w:t>Internet-facing ALB routing HTTPS traffic to ARAS web tier. HTTP-to-HTTPS redirect enforced.</w:t>
+              <w:t xml:space="preserve">Internet-facing ALB routing HTTPS traffic to </w:t>
+            </w:r>
+            <w:r>
+              <w:rPr>
+                <w:sz w:val="20"/>
+                <w:szCs w:val="20"/>
+              </w:rPr>
+              <w:t>PLM</w:t>
+            </w:r>
+            <w:r>
+              <w:rPr>
+                <w:sz w:val="20"/>
+                <w:szCs w:val="20"/>
+              </w:rPr>
+              <w:t xml:space="preserve"> web tier. HTTP-to-HTTPS redirect enforced.</w:t>
             </w:r>
           </w:p>
         </w:tc>
       </w:tr>
       <w:tr>
-        <w:tblPrEx>
-          <w:tblCellMar>
-            <w:top w:w="0" w:type="dxa"/>
-            <w:bottom w:w="0" w:type="dxa"/>
-          </w:tblCellMar>
-        </w:tblPrEx>
         <w:tc>
           <w:tcPr>
             <w:tcW w:w="1800" w:type="dxa"/>
@@ -1193,18 +1271,19 @@
                 <w:sz w:val="20"/>
                 <w:szCs w:val="20"/>
               </w:rPr>
-              <w:t>ARAS web servers in an Auto Scaling Group across 2 AZs. IIS on Windows Server 2019.</w:t>
+              <w:t>PLM</w:t>
+            </w:r>
+            <w:r>
+              <w:rPr>
+                <w:sz w:val="20"/>
+                <w:szCs w:val="20"/>
+              </w:rPr>
+              <w:t xml:space="preserve"> web servers in an Auto Scaling Group across 2 AZs. IIS on Windows Server 2019.</w:t>
             </w:r>
           </w:p>
         </w:tc>
       </w:tr>
       <w:tr>
-        <w:tblPrEx>
-          <w:tblCellMar>
-            <w:top w:w="0" w:type="dxa"/>
-            <w:bottom w:w="0" w:type="dxa"/>
-          </w:tblCellMar>
-        </w:tblPrEx>
         <w:tc>
           <w:tcPr>
             <w:tcW w:w="1800" w:type="dxa"/>
@@ -1282,18 +1361,33 @@
                 <w:sz w:val="20"/>
                 <w:szCs w:val="20"/>
               </w:rPr>
-              <w:t>ARAS application servers running ARAS Innovator application services. Not internet-facing.</w:t>
+              <w:t>PLM</w:t>
+            </w:r>
+            <w:r>
+              <w:rPr>
+                <w:sz w:val="20"/>
+                <w:szCs w:val="20"/>
+              </w:rPr>
+              <w:t xml:space="preserve"> application servers running </w:t>
+            </w:r>
+            <w:r>
+              <w:rPr>
+                <w:sz w:val="20"/>
+                <w:szCs w:val="20"/>
+              </w:rPr>
+              <w:t>PLM</w:t>
+            </w:r>
+            <w:r>
+              <w:rPr>
+                <w:sz w:val="20"/>
+                <w:szCs w:val="20"/>
+              </w:rPr>
+              <w:t xml:space="preserve"> Innovator application services. Not internet-facing.</w:t>
             </w:r>
           </w:p>
         </w:tc>
       </w:tr>
       <w:tr>
-        <w:tblPrEx>
-          <w:tblCellMar>
-            <w:top w:w="0" w:type="dxa"/>
-            <w:bottom w:w="0" w:type="dxa"/>
-          </w:tblCellMar>
-        </w:tblPrEx>
         <w:tc>
           <w:tcPr>
             <w:tcW w:w="1800" w:type="dxa"/>
@@ -1371,18 +1465,26 @@
                 <w:sz w:val="20"/>
                 <w:szCs w:val="20"/>
               </w:rPr>
-              <w:t>Single-AZ RDS SQL Server Enterprise hosting ARAS PLM database (~2 TB). Multi-AZ planned.</w:t>
+              <w:t xml:space="preserve">Single-AZ RDS SQL Server Enterprise hosting </w:t>
+            </w:r>
+            <w:r>
+              <w:rPr>
+                <w:sz w:val="20"/>
+                <w:szCs w:val="20"/>
+              </w:rPr>
+              <w:t>PLM</w:t>
+            </w:r>
+            <w:r>
+              <w:rPr>
+                <w:sz w:val="20"/>
+                <w:szCs w:val="20"/>
+              </w:rPr>
+              <w:t xml:space="preserve"> database (~2 TB). Multi-AZ planned.</w:t>
             </w:r>
           </w:p>
         </w:tc>
       </w:tr>
       <w:tr>
-        <w:tblPrEx>
-          <w:tblCellMar>
-            <w:top w:w="0" w:type="dxa"/>
-            <w:bottom w:w="0" w:type="dxa"/>
-          </w:tblCellMar>
-        </w:tblPrEx>
         <w:tc>
           <w:tcPr>
             <w:tcW w:w="1800" w:type="dxa"/>
@@ -1466,12 +1568,6 @@
         </w:tc>
       </w:tr>
       <w:tr>
-        <w:tblPrEx>
-          <w:tblCellMar>
-            <w:top w:w="0" w:type="dxa"/>
-            <w:bottom w:w="0" w:type="dxa"/>
-          </w:tblCellMar>
-        </w:tblPrEx>
         <w:tc>
           <w:tcPr>
             <w:tcW w:w="1800" w:type="dxa"/>
@@ -1549,18 +1645,40 @@
                 <w:sz w:val="20"/>
                 <w:szCs w:val="20"/>
               </w:rPr>
-              <w:t>REST API layer connecting ARAS to PMI SAP and other enterprise systems.</w:t>
+              <w:t xml:space="preserve">REST API layer connecting </w:t>
+            </w:r>
+            <w:r>
+              <w:rPr>
+                <w:sz w:val="20"/>
+                <w:szCs w:val="20"/>
+              </w:rPr>
+              <w:t>PLM</w:t>
+            </w:r>
+            <w:r>
+              <w:rPr>
+                <w:sz w:val="20"/>
+                <w:szCs w:val="20"/>
+              </w:rPr>
+              <w:t xml:space="preserve"> to </w:t>
+            </w:r>
+            <w:r>
+              <w:rPr>
+                <w:sz w:val="20"/>
+                <w:szCs w:val="20"/>
+              </w:rPr>
+              <w:t>XYZ</w:t>
+            </w:r>
+            <w:r>
+              <w:rPr>
+                <w:sz w:val="20"/>
+                <w:szCs w:val="20"/>
+              </w:rPr>
+              <w:t xml:space="preserve"> SAP and other enterprise systems.</w:t>
             </w:r>
           </w:p>
         </w:tc>
       </w:tr>
       <w:tr>
-        <w:tblPrEx>
-          <w:tblCellMar>
-            <w:top w:w="0" w:type="dxa"/>
-            <w:bottom w:w="0" w:type="dxa"/>
-          </w:tblCellMar>
-        </w:tblPrEx>
         <w:tc>
           <w:tcPr>
             <w:tcW w:w="1800" w:type="dxa"/>
@@ -1647,18 +1765,26 @@
                 <w:sz w:val="20"/>
                 <w:szCs w:val="20"/>
               </w:rPr>
-              <w:t>Isolated VPC with public/private subnets. Transit Gateway connecting to PMI on-prem via DX.</w:t>
+              <w:t xml:space="preserve">Isolated VPC with public/private subnets. Transit Gateway connecting to </w:t>
+            </w:r>
+            <w:r>
+              <w:rPr>
+                <w:sz w:val="20"/>
+                <w:szCs w:val="20"/>
+              </w:rPr>
+              <w:t>XYZ</w:t>
+            </w:r>
+            <w:r>
+              <w:rPr>
+                <w:sz w:val="20"/>
+                <w:szCs w:val="20"/>
+              </w:rPr>
+              <w:t xml:space="preserve"> on-prem via DX.</w:t>
             </w:r>
           </w:p>
         </w:tc>
       </w:tr>
       <w:tr>
-        <w:tblPrEx>
-          <w:tblCellMar>
-            <w:top w:w="0" w:type="dxa"/>
-            <w:bottom w:w="0" w:type="dxa"/>
-          </w:tblCellMar>
-        </w:tblPrEx>
         <w:tc>
           <w:tcPr>
             <w:tcW w:w="1800" w:type="dxa"/>
@@ -1742,12 +1868,6 @@
         </w:tc>
       </w:tr>
       <w:tr>
-        <w:tblPrEx>
-          <w:tblCellMar>
-            <w:top w:w="0" w:type="dxa"/>
-            <w:bottom w:w="0" w:type="dxa"/>
-          </w:tblCellMar>
-        </w:tblPrEx>
         <w:tc>
           <w:tcPr>
             <w:tcW w:w="1800" w:type="dxa"/>
@@ -1865,12 +1985,6 @@
         <w:gridCol w:w="9360"/>
       </w:tblGrid>
       <w:tr>
-        <w:tblPrEx>
-          <w:tblCellMar>
-            <w:top w:w="0" w:type="dxa"/>
-            <w:bottom w:w="0" w:type="dxa"/>
-          </w:tblCellMar>
-        </w:tblPrEx>
         <w:tc>
           <w:tcPr>
             <w:tcW w:w="9360" w:type="dxa"/>
@@ -1901,12 +2015,6 @@
         </w:tc>
       </w:tr>
       <w:tr>
-        <w:tblPrEx>
-          <w:tblCellMar>
-            <w:top w:w="0" w:type="dxa"/>
-            <w:bottom w:w="0" w:type="dxa"/>
-          </w:tblCellMar>
-        </w:tblPrEx>
         <w:tc>
           <w:tcPr>
             <w:tcW w:w="9360" w:type="dxa"/>
@@ -1937,12 +2045,6 @@
         </w:tc>
       </w:tr>
       <w:tr>
-        <w:tblPrEx>
-          <w:tblCellMar>
-            <w:top w:w="0" w:type="dxa"/>
-            <w:bottom w:w="0" w:type="dxa"/>
-          </w:tblCellMar>
-        </w:tblPrEx>
         <w:tc>
           <w:tcPr>
             <w:tcW w:w="9360" w:type="dxa"/>
@@ -1973,12 +2075,6 @@
         </w:tc>
       </w:tr>
       <w:tr>
-        <w:tblPrEx>
-          <w:tblCellMar>
-            <w:top w:w="0" w:type="dxa"/>
-            <w:bottom w:w="0" w:type="dxa"/>
-          </w:tblCellMar>
-        </w:tblPrEx>
         <w:tc>
           <w:tcPr>
             <w:tcW w:w="9360" w:type="dxa"/>
@@ -2009,12 +2105,6 @@
         </w:tc>
       </w:tr>
       <w:tr>
-        <w:tblPrEx>
-          <w:tblCellMar>
-            <w:top w:w="0" w:type="dxa"/>
-            <w:bottom w:w="0" w:type="dxa"/>
-          </w:tblCellMar>
-        </w:tblPrEx>
         <w:tc>
           <w:tcPr>
             <w:tcW w:w="9360" w:type="dxa"/>
@@ -2045,12 +2135,6 @@
         </w:tc>
       </w:tr>
       <w:tr>
-        <w:tblPrEx>
-          <w:tblCellMar>
-            <w:top w:w="0" w:type="dxa"/>
-            <w:bottom w:w="0" w:type="dxa"/>
-          </w:tblCellMar>
-        </w:tblPrEx>
         <w:tc>
           <w:tcPr>
             <w:tcW w:w="9360" w:type="dxa"/>
@@ -2081,12 +2165,6 @@
         </w:tc>
       </w:tr>
       <w:tr>
-        <w:tblPrEx>
-          <w:tblCellMar>
-            <w:top w:w="0" w:type="dxa"/>
-            <w:bottom w:w="0" w:type="dxa"/>
-          </w:tblCellMar>
-        </w:tblPrEx>
         <w:tc>
           <w:tcPr>
             <w:tcW w:w="9360" w:type="dxa"/>
@@ -2117,12 +2195,6 @@
         </w:tc>
       </w:tr>
       <w:tr>
-        <w:tblPrEx>
-          <w:tblCellMar>
-            <w:top w:w="0" w:type="dxa"/>
-            <w:bottom w:w="0" w:type="dxa"/>
-          </w:tblCellMar>
-        </w:tblPrEx>
         <w:tc>
           <w:tcPr>
             <w:tcW w:w="9360" w:type="dxa"/>
@@ -2153,12 +2225,6 @@
         </w:tc>
       </w:tr>
       <w:tr>
-        <w:tblPrEx>
-          <w:tblCellMar>
-            <w:top w:w="0" w:type="dxa"/>
-            <w:bottom w:w="0" w:type="dxa"/>
-          </w:tblCellMar>
-        </w:tblPrEx>
         <w:tc>
           <w:tcPr>
             <w:tcW w:w="9360" w:type="dxa"/>
@@ -2183,18 +2249,28 @@
                 <w:sz w:val="20"/>
                 <w:szCs w:val="20"/>
               </w:rPr>
-              <w:t xml:space="preserve">                    |                    [PMI SAP via TGW]</w:t>
+              <w:t xml:space="preserve">                    |                    [</w:t>
+            </w:r>
+            <w:r>
+              <w:rPr>
+                <w:color w:val="707070"/>
+                <w:sz w:val="20"/>
+                <w:szCs w:val="20"/>
+              </w:rPr>
+              <w:t>XYZ</w:t>
+            </w:r>
+            <w:r>
+              <w:rPr>
+                <w:color w:val="707070"/>
+                <w:sz w:val="20"/>
+                <w:szCs w:val="20"/>
+              </w:rPr>
+              <w:t xml:space="preserve"> SAP via TGW]</w:t>
             </w:r>
           </w:p>
         </w:tc>
       </w:tr>
       <w:tr>
-        <w:tblPrEx>
-          <w:tblCellMar>
-            <w:top w:w="0" w:type="dxa"/>
-            <w:bottom w:w="0" w:type="dxa"/>
-          </w:tblCellMar>
-        </w:tblPrEx>
         <w:tc>
           <w:tcPr>
             <w:tcW w:w="9360" w:type="dxa"/>
@@ -2225,12 +2301,6 @@
         </w:tc>
       </w:tr>
       <w:tr>
-        <w:tblPrEx>
-          <w:tblCellMar>
-            <w:top w:w="0" w:type="dxa"/>
-            <w:bottom w:w="0" w:type="dxa"/>
-          </w:tblCellMar>
-        </w:tblPrEx>
         <w:tc>
           <w:tcPr>
             <w:tcW w:w="9360" w:type="dxa"/>
@@ -2261,12 +2331,6 @@
         </w:tc>
       </w:tr>
       <w:tr>
-        <w:tblPrEx>
-          <w:tblCellMar>
-            <w:top w:w="0" w:type="dxa"/>
-            <w:bottom w:w="0" w:type="dxa"/>
-          </w:tblCellMar>
-        </w:tblPrEx>
         <w:tc>
           <w:tcPr>
             <w:tcW w:w="9360" w:type="dxa"/>
@@ -2288,12 +2352,6 @@
         </w:tc>
       </w:tr>
       <w:tr>
-        <w:tblPrEx>
-          <w:tblCellMar>
-            <w:top w:w="0" w:type="dxa"/>
-            <w:bottom w:w="0" w:type="dxa"/>
-          </w:tblCellMar>
-        </w:tblPrEx>
         <w:tc>
           <w:tcPr>
             <w:tcW w:w="9360" w:type="dxa"/>
@@ -2391,12 +2449,6 @@
         <w:gridCol w:w="1600"/>
       </w:tblGrid>
       <w:tr>
-        <w:tblPrEx>
-          <w:tblCellMar>
-            <w:top w:w="0" w:type="dxa"/>
-            <w:bottom w:w="0" w:type="dxa"/>
-          </w:tblCellMar>
-        </w:tblPrEx>
         <w:trPr>
           <w:tblHeader/>
         </w:trPr>
@@ -2492,12 +2544,6 @@
         </w:tc>
       </w:tr>
       <w:tr>
-        <w:tblPrEx>
-          <w:tblCellMar>
-            <w:top w:w="0" w:type="dxa"/>
-            <w:bottom w:w="0" w:type="dxa"/>
-          </w:tblCellMar>
-        </w:tblPrEx>
         <w:tc>
           <w:tcPr>
             <w:tcW w:w="1600" w:type="dxa"/>
@@ -2516,10 +2562,16 @@
             </w:tcMar>
           </w:tcPr>
           <w:p>
-            <w:r>
-              <w:rPr>
-                <w:sz w:val="20"/>
-                <w:szCs w:val="20"/>
+            <w:pPr>
+              <w:rPr>
+                <w:highlight w:val="yellow"/>
+              </w:rPr>
+            </w:pPr>
+            <w:r>
+              <w:rPr>
+                <w:sz w:val="20"/>
+                <w:szCs w:val="20"/>
+                <w:highlight w:val="yellow"/>
               </w:rPr>
               <w:t>1 — Discovery</w:t>
             </w:r>
@@ -2548,7 +2600,35 @@
                 <w:sz w:val="20"/>
                 <w:szCs w:val="20"/>
               </w:rPr>
-              <w:t>Architecture documentation review (diagrams, Terraform code, runbooks). Stakeholder interviews with cloud engineering, ARAS product team, and PMI IT security.</w:t>
+              <w:t xml:space="preserve">Architecture documentation review (diagrams, Terraform code, runbooks). Stakeholder interviews with cloud engineering, </w:t>
+            </w:r>
+            <w:r>
+              <w:rPr>
+                <w:sz w:val="20"/>
+                <w:szCs w:val="20"/>
+              </w:rPr>
+              <w:t>PLM</w:t>
+            </w:r>
+            <w:r>
+              <w:rPr>
+                <w:sz w:val="20"/>
+                <w:szCs w:val="20"/>
+              </w:rPr>
+              <w:t xml:space="preserve"> product team, and </w:t>
+            </w:r>
+            <w:r>
+              <w:rPr>
+                <w:sz w:val="20"/>
+                <w:szCs w:val="20"/>
+              </w:rPr>
+              <w:t>XYZ</w:t>
+            </w:r>
+            <w:r>
+              <w:rPr>
+                <w:sz w:val="20"/>
+                <w:szCs w:val="20"/>
+              </w:rPr>
+              <w:t xml:space="preserve"> IT security.</w:t>
             </w:r>
           </w:p>
         </w:tc>
@@ -2581,12 +2661,6 @@
         </w:tc>
       </w:tr>
       <w:tr>
-        <w:tblPrEx>
-          <w:tblCellMar>
-            <w:top w:w="0" w:type="dxa"/>
-            <w:bottom w:w="0" w:type="dxa"/>
-          </w:tblCellMar>
-        </w:tblPrEx>
         <w:tc>
           <w:tcPr>
             <w:tcW w:w="1600" w:type="dxa"/>
@@ -2605,10 +2679,16 @@
             </w:tcMar>
           </w:tcPr>
           <w:p>
-            <w:r>
-              <w:rPr>
-                <w:sz w:val="20"/>
-                <w:szCs w:val="20"/>
+            <w:pPr>
+              <w:rPr>
+                <w:highlight w:val="yellow"/>
+              </w:rPr>
+            </w:pPr>
+            <w:r>
+              <w:rPr>
+                <w:sz w:val="20"/>
+                <w:szCs w:val="20"/>
+                <w:highlight w:val="yellow"/>
               </w:rPr>
               <w:t>2 — Assessment</w:t>
             </w:r>
@@ -2637,7 +2717,15 @@
                 <w:sz w:val="20"/>
                 <w:szCs w:val="20"/>
               </w:rPr>
-              <w:t>Automated scanning: AWS Trusted Advisor, Security Hub (CIS standard), Cost Explorer rightsizing recommendations, CloudWatch metrics analysis. Manual WAF questionnaire walkthrough against all four pillars.</w:t>
+              <w:t xml:space="preserve">Automated scanning: AWS Trusted Advisor, Security Hub (CIS standard), Cost Explorer rightsizing recommendations, CloudWatch metrics analysis. </w:t>
+            </w:r>
+            <w:r>
+              <w:rPr>
+                <w:sz w:val="20"/>
+                <w:szCs w:val="20"/>
+                <w:highlight w:val="yellow"/>
+              </w:rPr>
+              <w:t>Manual WAF questionnaire walkthrough against all four pillars.</w:t>
             </w:r>
           </w:p>
         </w:tc>
@@ -2670,12 +2758,6 @@
         </w:tc>
       </w:tr>
       <w:tr>
-        <w:tblPrEx>
-          <w:tblCellMar>
-            <w:top w:w="0" w:type="dxa"/>
-            <w:bottom w:w="0" w:type="dxa"/>
-          </w:tblCellMar>
-        </w:tblPrEx>
         <w:tc>
           <w:tcPr>
             <w:tcW w:w="1600" w:type="dxa"/>
@@ -2694,10 +2776,16 @@
             </w:tcMar>
           </w:tcPr>
           <w:p>
-            <w:r>
-              <w:rPr>
-                <w:sz w:val="20"/>
-                <w:szCs w:val="20"/>
+            <w:pPr>
+              <w:rPr>
+                <w:highlight w:val="yellow"/>
+              </w:rPr>
+            </w:pPr>
+            <w:r>
+              <w:rPr>
+                <w:sz w:val="20"/>
+                <w:szCs w:val="20"/>
+                <w:highlight w:val="yellow"/>
               </w:rPr>
               <w:t>3 — Reporting</w:t>
             </w:r>
@@ -2726,7 +2814,21 @@
                 <w:sz w:val="20"/>
                 <w:szCs w:val="20"/>
               </w:rPr>
-              <w:t>Findings documentation, risk rating, remediation recommendation development, and review presentation to PMI stakeholders.</w:t>
+              <w:t xml:space="preserve">Findings documentation, risk rating, remediation recommendation development, and review presentation to </w:t>
+            </w:r>
+            <w:r>
+              <w:rPr>
+                <w:sz w:val="20"/>
+                <w:szCs w:val="20"/>
+              </w:rPr>
+              <w:t>XYZ</w:t>
+            </w:r>
+            <w:r>
+              <w:rPr>
+                <w:sz w:val="20"/>
+                <w:szCs w:val="20"/>
+              </w:rPr>
+              <w:t xml:space="preserve"> stakeholders.</w:t>
             </w:r>
           </w:p>
         </w:tc>
@@ -2794,12 +2896,6 @@
         <w:gridCol w:w="6360"/>
       </w:tblGrid>
       <w:tr>
-        <w:tblPrEx>
-          <w:tblCellMar>
-            <w:top w:w="0" w:type="dxa"/>
-            <w:bottom w:w="0" w:type="dxa"/>
-          </w:tblCellMar>
-        </w:tblPrEx>
         <w:trPr>
           <w:tblHeader/>
         </w:trPr>
@@ -2865,12 +2961,6 @@
         </w:tc>
       </w:tr>
       <w:tr>
-        <w:tblPrEx>
-          <w:tblCellMar>
-            <w:top w:w="0" w:type="dxa"/>
-            <w:bottom w:w="0" w:type="dxa"/>
-          </w:tblCellMar>
-        </w:tblPrEx>
         <w:tc>
           <w:tcPr>
             <w:tcW w:w="3000" w:type="dxa"/>
@@ -2927,12 +3017,6 @@
         </w:tc>
       </w:tr>
       <w:tr>
-        <w:tblPrEx>
-          <w:tblCellMar>
-            <w:top w:w="0" w:type="dxa"/>
-            <w:bottom w:w="0" w:type="dxa"/>
-          </w:tblCellMar>
-        </w:tblPrEx>
         <w:tc>
           <w:tcPr>
             <w:tcW w:w="3000" w:type="dxa"/>
@@ -2989,12 +3073,6 @@
         </w:tc>
       </w:tr>
       <w:tr>
-        <w:tblPrEx>
-          <w:tblCellMar>
-            <w:top w:w="0" w:type="dxa"/>
-            <w:bottom w:w="0" w:type="dxa"/>
-          </w:tblCellMar>
-        </w:tblPrEx>
         <w:tc>
           <w:tcPr>
             <w:tcW w:w="3000" w:type="dxa"/>
@@ -3051,12 +3129,6 @@
         </w:tc>
       </w:tr>
       <w:tr>
-        <w:tblPrEx>
-          <w:tblCellMar>
-            <w:top w:w="0" w:type="dxa"/>
-            <w:bottom w:w="0" w:type="dxa"/>
-          </w:tblCellMar>
-        </w:tblPrEx>
         <w:tc>
           <w:tcPr>
             <w:tcW w:w="3000" w:type="dxa"/>
@@ -3113,12 +3185,6 @@
         </w:tc>
       </w:tr>
       <w:tr>
-        <w:tblPrEx>
-          <w:tblCellMar>
-            <w:top w:w="0" w:type="dxa"/>
-            <w:bottom w:w="0" w:type="dxa"/>
-          </w:tblCellMar>
-        </w:tblPrEx>
         <w:tc>
           <w:tcPr>
             <w:tcW w:w="3000" w:type="dxa"/>
@@ -3175,12 +3241,6 @@
         </w:tc>
       </w:tr>
       <w:tr>
-        <w:tblPrEx>
-          <w:tblCellMar>
-            <w:top w:w="0" w:type="dxa"/>
-            <w:bottom w:w="0" w:type="dxa"/>
-          </w:tblCellMar>
-        </w:tblPrEx>
         <w:tc>
           <w:tcPr>
             <w:tcW w:w="3000" w:type="dxa"/>
@@ -3237,12 +3297,6 @@
         </w:tc>
       </w:tr>
       <w:tr>
-        <w:tblPrEx>
-          <w:tblCellMar>
-            <w:top w:w="0" w:type="dxa"/>
-            <w:bottom w:w="0" w:type="dxa"/>
-          </w:tblCellMar>
-        </w:tblPrEx>
         <w:tc>
           <w:tcPr>
             <w:tcW w:w="3000" w:type="dxa"/>
@@ -3315,12 +3369,6 @@
         </w:tc>
       </w:tr>
       <w:tr>
-        <w:tblPrEx>
-          <w:tblCellMar>
-            <w:top w:w="0" w:type="dxa"/>
-            <w:bottom w:w="0" w:type="dxa"/>
-          </w:tblCellMar>
-        </w:tblPrEx>
         <w:tc>
           <w:tcPr>
             <w:tcW w:w="3000" w:type="dxa"/>
@@ -3396,7 +3444,25 @@
         <w:jc w:val="both"/>
       </w:pPr>
       <w:r>
-        <w:t>Each finding is rated on a two-dimension risk matrix: Likelihood (probability the issue will result in an incident) × Impact (business consequence if it does). The combined rating determines the remediation priority:</w:t>
+        <w:t xml:space="preserve">Each finding is rated on a two-dimension risk matrix: </w:t>
+      </w:r>
+      <w:r>
+        <w:rPr>
+          <w:highlight w:val="yellow"/>
+        </w:rPr>
+        <w:t>Likelihood</w:t>
+      </w:r>
+      <w:r>
+        <w:t xml:space="preserve"> (probability the issue will result in an incident) × </w:t>
+      </w:r>
+      <w:r>
+        <w:rPr>
+          <w:highlight w:val="yellow"/>
+        </w:rPr>
+        <w:t>Impact</w:t>
+      </w:r>
+      <w:r>
+        <w:t xml:space="preserve"> (business consequence if it does). The combined rating determines the remediation priority:</w:t>
       </w:r>
     </w:p>
     <w:tbl>
@@ -3422,12 +3488,6 @@
         <w:gridCol w:w="3760"/>
       </w:tblGrid>
       <w:tr>
-        <w:tblPrEx>
-          <w:tblCellMar>
-            <w:top w:w="0" w:type="dxa"/>
-            <w:bottom w:w="0" w:type="dxa"/>
-          </w:tblCellMar>
-        </w:tblPrEx>
         <w:trPr>
           <w:tblHeader/>
         </w:trPr>
@@ -3524,12 +3584,6 @@
         </w:tc>
       </w:tr>
       <w:tr>
-        <w:tblPrEx>
-          <w:tblCellMar>
-            <w:top w:w="0" w:type="dxa"/>
-            <w:bottom w:w="0" w:type="dxa"/>
-          </w:tblCellMar>
-        </w:tblPrEx>
         <w:tc>
           <w:tcPr>
             <w:tcW w:w="2000" w:type="dxa"/>
@@ -3616,12 +3670,6 @@
         </w:tc>
       </w:tr>
       <w:tr>
-        <w:tblPrEx>
-          <w:tblCellMar>
-            <w:top w:w="0" w:type="dxa"/>
-            <w:bottom w:w="0" w:type="dxa"/>
-          </w:tblCellMar>
-        </w:tblPrEx>
         <w:tc>
           <w:tcPr>
             <w:tcW w:w="2000" w:type="dxa"/>
@@ -3708,12 +3756,6 @@
         </w:tc>
       </w:tr>
       <w:tr>
-        <w:tblPrEx>
-          <w:tblCellMar>
-            <w:top w:w="0" w:type="dxa"/>
-            <w:bottom w:w="0" w:type="dxa"/>
-          </w:tblCellMar>
-        </w:tblPrEx>
         <w:tc>
           <w:tcPr>
             <w:tcW w:w="2000" w:type="dxa"/>
@@ -3871,12 +3913,6 @@
         <w:gridCol w:w="3554"/>
       </w:tblGrid>
       <w:tr>
-        <w:tblPrEx>
-          <w:tblCellMar>
-            <w:top w:w="0" w:type="dxa"/>
-            <w:bottom w:w="0" w:type="dxa"/>
-          </w:tblCellMar>
-        </w:tblPrEx>
         <w:trPr>
           <w:tblHeader/>
         </w:trPr>
@@ -4002,12 +4038,6 @@
         </w:tc>
       </w:tr>
       <w:tr>
-        <w:tblPrEx>
-          <w:tblCellMar>
-            <w:top w:w="0" w:type="dxa"/>
-            <w:bottom w:w="0" w:type="dxa"/>
-          </w:tblCellMar>
-        </w:tblPrEx>
         <w:tc>
           <w:tcPr>
             <w:tcW w:w="1000" w:type="dxa"/>
@@ -4065,6 +4095,7 @@
               <w:rPr>
                 <w:sz w:val="20"/>
                 <w:szCs w:val="20"/>
+                <w:highlight w:val="yellow"/>
               </w:rPr>
               <w:t>PowerUserAccess</w:t>
             </w:r>
@@ -4140,12 +4171,6 @@
         </w:tc>
       </w:tr>
       <w:tr>
-        <w:tblPrEx>
-          <w:tblCellMar>
-            <w:top w:w="0" w:type="dxa"/>
-            <w:bottom w:w="0" w:type="dxa"/>
-          </w:tblCellMar>
-        </w:tblPrEx>
         <w:tc>
           <w:tcPr>
             <w:tcW w:w="1000" w:type="dxa"/>
@@ -4196,7 +4221,15 @@
                 <w:sz w:val="20"/>
                 <w:szCs w:val="20"/>
               </w:rPr>
-              <w:t>RDS database not encrypted at rest — SQL Server storage unencrypted</w:t>
+              <w:t xml:space="preserve">RDS database not encrypted at rest — </w:t>
+            </w:r>
+            <w:r>
+              <w:rPr>
+                <w:sz w:val="20"/>
+                <w:szCs w:val="20"/>
+                <w:highlight w:val="yellow"/>
+              </w:rPr>
+              <w:t>SQL Server storage unencrypted</w:t>
             </w:r>
           </w:p>
         </w:tc>
@@ -4262,12 +4295,6 @@
         </w:tc>
       </w:tr>
       <w:tr>
-        <w:tblPrEx>
-          <w:tblCellMar>
-            <w:top w:w="0" w:type="dxa"/>
-            <w:bottom w:w="0" w:type="dxa"/>
-          </w:tblCellMar>
-        </w:tblPrEx>
         <w:tc>
           <w:tcPr>
             <w:tcW w:w="1000" w:type="dxa"/>
@@ -4318,7 +4345,22 @@
                 <w:sz w:val="20"/>
                 <w:szCs w:val="20"/>
               </w:rPr>
-              <w:t>S3 document vault missing bucket policy — relies on ACLs and default settings</w:t>
+              <w:t xml:space="preserve">S3 document vault </w:t>
+            </w:r>
+            <w:r>
+              <w:rPr>
+                <w:sz w:val="20"/>
+                <w:szCs w:val="20"/>
+                <w:highlight w:val="yellow"/>
+              </w:rPr>
+              <w:t>missing bucket policy — relies on ACLs</w:t>
+            </w:r>
+            <w:r>
+              <w:rPr>
+                <w:sz w:val="20"/>
+                <w:szCs w:val="20"/>
+              </w:rPr>
+              <w:t xml:space="preserve"> and default settings</w:t>
             </w:r>
           </w:p>
         </w:tc>
@@ -4384,12 +4426,6 @@
         </w:tc>
       </w:tr>
       <w:tr>
-        <w:tblPrEx>
-          <w:tblCellMar>
-            <w:top w:w="0" w:type="dxa"/>
-            <w:bottom w:w="0" w:type="dxa"/>
-          </w:tblCellMar>
-        </w:tblPrEx>
         <w:tc>
           <w:tcPr>
             <w:tcW w:w="1000" w:type="dxa"/>
@@ -4439,8 +4475,30 @@
               <w:rPr>
                 <w:sz w:val="20"/>
                 <w:szCs w:val="20"/>
-              </w:rPr>
-              <w:t>No WAF rule set on ALB — ARAS web tier exposed to OWASP Top 10</w:t>
+                <w:highlight w:val="yellow"/>
+              </w:rPr>
+              <w:t>No WAF rule set on ALB</w:t>
+            </w:r>
+            <w:r>
+              <w:rPr>
+                <w:sz w:val="20"/>
+                <w:szCs w:val="20"/>
+              </w:rPr>
+              <w:t xml:space="preserve"> — </w:t>
+            </w:r>
+            <w:r>
+              <w:rPr>
+                <w:sz w:val="20"/>
+                <w:szCs w:val="20"/>
+              </w:rPr>
+              <w:t>PLM</w:t>
+            </w:r>
+            <w:r>
+              <w:rPr>
+                <w:sz w:val="20"/>
+                <w:szCs w:val="20"/>
+              </w:rPr>
+              <w:t xml:space="preserve"> web tier exposed to OWASP Top 10</w:t>
             </w:r>
           </w:p>
         </w:tc>
@@ -4506,12 +4564,6 @@
         </w:tc>
       </w:tr>
       <w:tr>
-        <w:tblPrEx>
-          <w:tblCellMar>
-            <w:top w:w="0" w:type="dxa"/>
-            <w:bottom w:w="0" w:type="dxa"/>
-          </w:tblCellMar>
-        </w:tblPrEx>
         <w:tc>
           <w:tcPr>
             <w:tcW w:w="1000" w:type="dxa"/>
@@ -4561,8 +4613,16 @@
               <w:rPr>
                 <w:sz w:val="20"/>
                 <w:szCs w:val="20"/>
-              </w:rPr>
-              <w:t>EC2 instances not enrolled in Patch Manager — no automated patching for Windows OS</w:t>
+                <w:highlight w:val="yellow"/>
+              </w:rPr>
+              <w:t>EC2 instances not enrolled in Patch Manager</w:t>
+            </w:r>
+            <w:r>
+              <w:rPr>
+                <w:sz w:val="20"/>
+                <w:szCs w:val="20"/>
+              </w:rPr>
+              <w:t xml:space="preserve"> — no automated patching for Windows OS</w:t>
             </w:r>
           </w:p>
         </w:tc>
@@ -4628,12 +4688,6 @@
         </w:tc>
       </w:tr>
       <w:tr>
-        <w:tblPrEx>
-          <w:tblCellMar>
-            <w:top w:w="0" w:type="dxa"/>
-            <w:bottom w:w="0" w:type="dxa"/>
-          </w:tblCellMar>
-        </w:tblPrEx>
         <w:tc>
           <w:tcPr>
             <w:tcW w:w="1000" w:type="dxa"/>
@@ -4750,12 +4804,6 @@
         </w:tc>
       </w:tr>
       <w:tr>
-        <w:tblPrEx>
-          <w:tblCellMar>
-            <w:top w:w="0" w:type="dxa"/>
-            <w:bottom w:w="0" w:type="dxa"/>
-          </w:tblCellMar>
-        </w:tblPrEx>
         <w:tc>
           <w:tcPr>
             <w:tcW w:w="1000" w:type="dxa"/>
@@ -4899,7 +4947,13 @@
         <w:jc w:val="both"/>
       </w:pPr>
       <w:r>
-        <w:t xml:space="preserve">Root Cause: The ARAS application-tier EC2 instance profile was assigned the AWS-managed </w:t>
+        <w:t xml:space="preserve">Root Cause: The </w:t>
+      </w:r>
+      <w:r>
+        <w:t>PLM</w:t>
+      </w:r>
+      <w:r>
+        <w:t xml:space="preserve"> application-tier EC2 instance profile was assigned the AWS-managed </w:t>
       </w:r>
       <w:proofErr w:type="spellStart"/>
       <w:r>
@@ -4957,7 +5011,13 @@
       </w:r>
       <w:proofErr w:type="spellEnd"/>
       <w:r>
-        <w:t xml:space="preserve"> on the ARAS database endpoint, </w:t>
+        <w:t xml:space="preserve"> on the </w:t>
+      </w:r>
+      <w:r>
+        <w:t>PLM</w:t>
+      </w:r>
+      <w:r>
+        <w:t xml:space="preserve"> database endpoint, </w:t>
       </w:r>
       <w:proofErr w:type="spellStart"/>
       <w:r>
@@ -5038,7 +5098,13 @@
         <w:spacing w:before="40" w:after="40"/>
       </w:pPr>
       <w:r>
-        <w:t>Risk: All PLM data — including product formulations, regulatory filings, and proprietary R&amp;D data — stored in plaintext on underlying EBS volumes. High-severity compliance gap under PMI's ISO 27001 certification and GDPR obligations.</w:t>
+        <w:t xml:space="preserve">Risk: All PLM data — including product formulations, regulatory filings, and proprietary R&amp;D data — stored in plaintext on underlying EBS volumes. High-severity compliance gap under </w:t>
+      </w:r>
+      <w:r>
+        <w:t>XYZ</w:t>
+      </w:r>
+      <w:r>
+        <w:t>'s ISO 27001 certification and GDPR obligations.</w:t>
       </w:r>
     </w:p>
     <w:p>
@@ -5110,7 +5176,13 @@
         <w:jc w:val="both"/>
       </w:pPr>
       <w:r>
-        <w:t>Root Cause: The PLM document vault S3 bucket relied on object-level ACLs rather than a resource-based bucket policy. Block Public Access was enabled, but no explicit bucket policy restricted access to only the ARAS application role — any authenticated IAM principal in the account could access bucket contents.</w:t>
+        <w:t xml:space="preserve">Root Cause: The PLM document vault S3 bucket relied on object-level ACLs rather than a resource-based bucket policy. Block Public Access was enabled, but no explicit bucket policy restricted access to only the </w:t>
+      </w:r>
+      <w:r>
+        <w:t>PLM</w:t>
+      </w:r>
+      <w:r>
+        <w:t xml:space="preserve"> application role — any authenticated IAM principal in the account could access bucket contents.</w:t>
       </w:r>
     </w:p>
     <w:p>
@@ -5136,23 +5208,21 @@
         <w:spacing w:before="40" w:after="40"/>
       </w:pPr>
       <w:r>
-        <w:t xml:space="preserve">Recommendation: Implement an explicit deny-unless-principal bucket policy restricting </w:t>
+        <w:t xml:space="preserve">Recommendation: Implement an explicit deny-unless-principal bucket policy restricting GetObject and </w:t>
       </w:r>
       <w:proofErr w:type="spellStart"/>
       <w:r>
-        <w:t>GetObject</w:t>
+        <w:t>PutObject</w:t>
       </w:r>
       <w:proofErr w:type="spellEnd"/>
       <w:r>
-        <w:t xml:space="preserve"> and </w:t>
-      </w:r>
-      <w:proofErr w:type="spellStart"/>
-      <w:r>
-        <w:t>PutObject</w:t>
-      </w:r>
-      <w:proofErr w:type="spellEnd"/>
-      <w:r>
-        <w:t xml:space="preserve"> to the ARAS app-tier IAM role ARN and a designated backup IAM role. Enable S3 Access Analyser and S3 server access logging.</w:t>
+        <w:t xml:space="preserve"> to the </w:t>
+      </w:r>
+      <w:r>
+        <w:t>PLM</w:t>
+      </w:r>
+      <w:r>
+        <w:t xml:space="preserve"> app-tier IAM role ARN and a designated backup IAM role. Enable S3 Access Analyser and S3 server access logging.</w:t>
       </w:r>
     </w:p>
     <w:p>
@@ -5174,7 +5244,13 @@
         <w:jc w:val="both"/>
       </w:pPr>
       <w:r>
-        <w:t>Root Cause: AWS WAF was not associated with the internet-facing ALB during initial deployment. The ARAS web application exposes a rich HTTP API and web UI directly through the ALB.</w:t>
+        <w:t xml:space="preserve">Root Cause: AWS WAF was not associated with the internet-facing ALB during initial deployment. The </w:t>
+      </w:r>
+      <w:r>
+        <w:t>PLM</w:t>
+      </w:r>
+      <w:r>
+        <w:t xml:space="preserve"> web application exposes a rich HTTP API and web UI directly through the ALB.</w:t>
       </w:r>
     </w:p>
     <w:p>
@@ -5187,7 +5263,13 @@
         <w:spacing w:before="40" w:after="40"/>
       </w:pPr>
       <w:r>
-        <w:t>Risk: ARAS Innovator web interface exposed to SQL injection, cross-site scripting (XSS), and other OWASP Top 10 attacks without any layer-7 filtering. Given the sensitive nature of PLM data, exploitation could result in data exfiltration or application compromise.</w:t>
+        <w:t xml:space="preserve">Risk: </w:t>
+      </w:r>
+      <w:r>
+        <w:t>PLM</w:t>
+      </w:r>
+      <w:r>
+        <w:t xml:space="preserve"> Innovator web interface exposed to SQL injection, cross-site scripting (XSS), and other OWASP Top 10 attacks without any layer-7 filtering. Given the sensitive nature of PLM data, exploitation could result in data exfiltration or application compromise.</w:t>
       </w:r>
     </w:p>
     <w:p>
@@ -5258,7 +5340,19 @@
         <w:jc w:val="both"/>
       </w:pPr>
       <w:r>
-        <w:t>The Reliability pillar review assessed the PLM system's ability to recover from failures, meet availability SLAs, and scale to handle load changes. The ARAS PLM system supports PMI's global R&amp;D operations — downtime directly impacts product development timelines and regulatory submission schedules.</w:t>
+        <w:t xml:space="preserve">The Reliability pillar review assessed the PLM system's ability to recover from failures, meet availability SLAs, and scale to handle load changes. The </w:t>
+      </w:r>
+      <w:r>
+        <w:t>PLM</w:t>
+      </w:r>
+      <w:r>
+        <w:t xml:space="preserve"> system supports </w:t>
+      </w:r>
+      <w:r>
+        <w:t>XYZ</w:t>
+      </w:r>
+      <w:r>
+        <w:t>'s global R&amp;D operations — downtime directly impacts product development timelines and regulatory submission schedules.</w:t>
       </w:r>
     </w:p>
     <w:p>
@@ -5298,12 +5392,6 @@
         <w:gridCol w:w="3537"/>
       </w:tblGrid>
       <w:tr>
-        <w:tblPrEx>
-          <w:tblCellMar>
-            <w:top w:w="0" w:type="dxa"/>
-            <w:bottom w:w="0" w:type="dxa"/>
-          </w:tblCellMar>
-        </w:tblPrEx>
         <w:trPr>
           <w:tblHeader/>
         </w:trPr>
@@ -5429,12 +5517,6 @@
         </w:tc>
       </w:tr>
       <w:tr>
-        <w:tblPrEx>
-          <w:tblCellMar>
-            <w:top w:w="0" w:type="dxa"/>
-            <w:bottom w:w="0" w:type="dxa"/>
-          </w:tblCellMar>
-        </w:tblPrEx>
         <w:tc>
           <w:tcPr>
             <w:tcW w:w="1000" w:type="dxa"/>
@@ -5545,12 +5627,6 @@
         </w:tc>
       </w:tr>
       <w:tr>
-        <w:tblPrEx>
-          <w:tblCellMar>
-            <w:top w:w="0" w:type="dxa"/>
-            <w:bottom w:w="0" w:type="dxa"/>
-          </w:tblCellMar>
-        </w:tblPrEx>
         <w:tc>
           <w:tcPr>
             <w:tcW w:w="1000" w:type="dxa"/>
@@ -5661,12 +5737,6 @@
         </w:tc>
       </w:tr>
       <w:tr>
-        <w:tblPrEx>
-          <w:tblCellMar>
-            <w:top w:w="0" w:type="dxa"/>
-            <w:bottom w:w="0" w:type="dxa"/>
-          </w:tblCellMar>
-        </w:tblPrEx>
         <w:tc>
           <w:tcPr>
             <w:tcW w:w="1000" w:type="dxa"/>
@@ -5777,12 +5847,6 @@
         </w:tc>
       </w:tr>
       <w:tr>
-        <w:tblPrEx>
-          <w:tblCellMar>
-            <w:top w:w="0" w:type="dxa"/>
-            <w:bottom w:w="0" w:type="dxa"/>
-          </w:tblCellMar>
-        </w:tblPrEx>
         <w:tc>
           <w:tcPr>
             <w:tcW w:w="1000" w:type="dxa"/>
@@ -5833,7 +5897,21 @@
                 <w:sz w:val="20"/>
                 <w:szCs w:val="20"/>
               </w:rPr>
-              <w:t>No database connection pooling — ARAS app connects directly to RDS endpoint</w:t>
+              <w:t xml:space="preserve">No database connection pooling — </w:t>
+            </w:r>
+            <w:r>
+              <w:rPr>
+                <w:sz w:val="20"/>
+                <w:szCs w:val="20"/>
+              </w:rPr>
+              <w:t>PLM</w:t>
+            </w:r>
+            <w:r>
+              <w:rPr>
+                <w:sz w:val="20"/>
+                <w:szCs w:val="20"/>
+              </w:rPr>
+              <w:t xml:space="preserve"> app connects directly to RDS endpoint</w:t>
             </w:r>
           </w:p>
         </w:tc>
@@ -5893,12 +5971,6 @@
         </w:tc>
       </w:tr>
       <w:tr>
-        <w:tblPrEx>
-          <w:tblCellMar>
-            <w:top w:w="0" w:type="dxa"/>
-            <w:bottom w:w="0" w:type="dxa"/>
-          </w:tblCellMar>
-        </w:tblPrEx>
         <w:tc>
           <w:tcPr>
             <w:tcW w:w="1000" w:type="dxa"/>
@@ -6009,12 +6081,6 @@
         </w:tc>
       </w:tr>
       <w:tr>
-        <w:tblPrEx>
-          <w:tblCellMar>
-            <w:top w:w="0" w:type="dxa"/>
-            <w:bottom w:w="0" w:type="dxa"/>
-          </w:tblCellMar>
-        </w:tblPrEx>
         <w:tc>
           <w:tcPr>
             <w:tcW w:w="1000" w:type="dxa"/>
@@ -6125,12 +6191,6 @@
         </w:tc>
       </w:tr>
       <w:tr>
-        <w:tblPrEx>
-          <w:tblCellMar>
-            <w:top w:w="0" w:type="dxa"/>
-            <w:bottom w:w="0" w:type="dxa"/>
-          </w:tblCellMar>
-        </w:tblPrEx>
         <w:tc>
           <w:tcPr>
             <w:tcW w:w="1000" w:type="dxa"/>
@@ -6364,7 +6424,13 @@
         <w:spacing w:before="40" w:after="40"/>
       </w:pPr>
       <w:r>
-        <w:t>Recommendation: Conduct a Business Impact Analysis (BIA) workshop with PMI stakeholders to define: application tier availability SLA (target: 99.9% during business hours), RTO (recommended: ≤ 2 hours), RPO (recommended: ≤ 1 hour). Map each SLA to specific AWS service configurations (Multi-AZ, backup retention, point-in-time recovery window).</w:t>
+        <w:t xml:space="preserve">Recommendation: Conduct a Business Impact Analysis (BIA) workshop with </w:t>
+      </w:r>
+      <w:r>
+        <w:t>XYZ</w:t>
+      </w:r>
+      <w:r>
+        <w:t xml:space="preserve"> stakeholders to define: application tier availability SLA (target: 99.9% during business hours), RTO (recommended: ≤ 2 hours), RPO (recommended: ≤ 1 hour). Map each SLA to specific AWS service configurations (Multi-AZ, backup retention, point-in-time recovery window).</w:t>
       </w:r>
     </w:p>
     <w:p>
@@ -6407,7 +6473,13 @@
       </w:r>
       <w:proofErr w:type="spellEnd"/>
       <w:r>
-        <w:t xml:space="preserve"> = EC2 (default). This means the ASG only replaces instances that fail EC2 status checks — instances that are running but serving HTTP 5xx errors or unresponsive ARAS application processes are not replaced.</w:t>
+        <w:t xml:space="preserve"> = EC2 (default). This means the ASG only replaces instances that fail EC2 status checks — instances that are running but serving HTTP 5xx errors or unresponsive </w:t>
+      </w:r>
+      <w:r>
+        <w:t>PLM</w:t>
+      </w:r>
+      <w:r>
+        <w:t xml:space="preserve"> application processes are not replaced.</w:t>
       </w:r>
     </w:p>
     <w:p>
@@ -6420,7 +6492,13 @@
         <w:spacing w:before="40" w:after="40"/>
       </w:pPr>
       <w:r>
-        <w:t>Risk: A degraded instance (OS running, application layer failed) remains in service, receiving and failing user requests, until a human intervenes. During load testing this was observed — one app-tier instance had a hung ARAS process that EC2 health checks did not detect.</w:t>
+        <w:t xml:space="preserve">Risk: A degraded instance (OS running, application layer failed) remains in service, receiving and failing user requests, until a human intervenes. During load testing this was observed — one app-tier instance had a hung </w:t>
+      </w:r>
+      <w:r>
+        <w:t>PLM</w:t>
+      </w:r>
+      <w:r>
+        <w:t xml:space="preserve"> process that EC2 health checks did not detect.</w:t>
       </w:r>
     </w:p>
     <w:p>
@@ -6441,7 +6519,13 @@
       </w:r>
       <w:proofErr w:type="spellEnd"/>
       <w:r>
-        <w:t xml:space="preserve"> to ELB. Configure ALB target group health check to probe the ARAS /health API endpoint (application-level health) with a threshold of 2 consecutive failures before marking unhealthy. This ensures the ASG replaces truly unhealthy instances automatically.</w:t>
+        <w:t xml:space="preserve"> to ELB. Configure ALB target group health check to probe the </w:t>
+      </w:r>
+      <w:r>
+        <w:t>PLM</w:t>
+      </w:r>
+      <w:r>
+        <w:t xml:space="preserve"> /health API endpoint (application-level health) with a threshold of 2 consecutive failures before marking unhealthy. This ensures the ASG replaces truly unhealthy instances automatically.</w:t>
       </w:r>
     </w:p>
     <w:p>
@@ -6463,7 +6547,13 @@
         <w:jc w:val="both"/>
       </w:pPr>
       <w:r>
-        <w:t xml:space="preserve">Root Cause: ARAS Innovator application servers connect directly to the RDS SQL Server endpoint. Under peak load (batch PLM exports, end-of-quarter regulatory submissions), the number of concurrent database connections exceeds the SQL Server </w:t>
+        <w:t xml:space="preserve">Root Cause: </w:t>
+      </w:r>
+      <w:r>
+        <w:t>PLM</w:t>
+      </w:r>
+      <w:r>
+        <w:t xml:space="preserve"> Innovator application servers connect directly to the RDS SQL Server endpoint. Under peak load (batch PLM exports, end-of-quarter regulatory submissions), the number of concurrent database connections exceeds the SQL Server </w:t>
       </w:r>
       <w:proofErr w:type="spellStart"/>
       <w:r>
@@ -6497,7 +6587,13 @@
         <w:spacing w:before="40" w:after="40"/>
       </w:pPr>
       <w:r>
-        <w:t xml:space="preserve">Recommendation: Deploy Amazon RDS Proxy between the ARAS application tier and RDS. RDS Proxy pools and multiplexes database connections, reducing the connection count at the database layer by up to 87% (per AWS benchmarks for SQL Server). Configuration: </w:t>
+        <w:t xml:space="preserve">Recommendation: Deploy Amazon RDS Proxy between the </w:t>
+      </w:r>
+      <w:r>
+        <w:t>PLM</w:t>
+      </w:r>
+      <w:r>
+        <w:t xml:space="preserve"> application tier and RDS. RDS Proxy pools and multiplexes database connections, reducing the connection count at the database layer by up to 87% (per AWS benchmarks for SQL Server). Configuration: </w:t>
       </w:r>
       <w:proofErr w:type="spellStart"/>
       <w:r>
@@ -6535,7 +6631,19 @@
         <w:jc w:val="both"/>
       </w:pPr>
       <w:r>
-        <w:t>Root Cause: The API Gateway + Lambda integration layer connecting ARAS to PMI SAP had no dead letter queue or retry configuration. Failed invocations (network timeouts, SAP unavailability) were silently dropped.</w:t>
+        <w:t xml:space="preserve">Root Cause: The API Gateway + Lambda integration layer connecting </w:t>
+      </w:r>
+      <w:r>
+        <w:t>PLM</w:t>
+      </w:r>
+      <w:r>
+        <w:t xml:space="preserve"> to </w:t>
+      </w:r>
+      <w:r>
+        <w:t>XYZ</w:t>
+      </w:r>
+      <w:r>
+        <w:t xml:space="preserve"> SAP had no dead letter queue or retry configuration. Failed invocations (network timeouts, SAP unavailability) were silently dropped.</w:t>
       </w:r>
     </w:p>
     <w:p>
@@ -6548,7 +6656,13 @@
         <w:spacing w:before="40" w:after="40"/>
       </w:pPr>
       <w:r>
-        <w:t>Risk: Silent data loss for PLM-to-SAP synchronisation events. Material master updates from ARAS not propagated to SAP resulted in data inconsistencies discovered during UAT.</w:t>
+        <w:t xml:space="preserve">Risk: Silent data loss for PLM-to-SAP synchronisation events. Material master updates from </w:t>
+      </w:r>
+      <w:r>
+        <w:t>PLM</w:t>
+      </w:r>
+      <w:r>
+        <w:t xml:space="preserve"> not propagated to SAP resulted in data inconsistencies discovered during UAT.</w:t>
       </w:r>
     </w:p>
     <w:p>
@@ -6652,12 +6766,6 @@
         <w:gridCol w:w="3536"/>
       </w:tblGrid>
       <w:tr>
-        <w:tblPrEx>
-          <w:tblCellMar>
-            <w:top w:w="0" w:type="dxa"/>
-            <w:bottom w:w="0" w:type="dxa"/>
-          </w:tblCellMar>
-        </w:tblPrEx>
         <w:trPr>
           <w:tblHeader/>
         </w:trPr>
@@ -6783,12 +6891,6 @@
         </w:tc>
       </w:tr>
       <w:tr>
-        <w:tblPrEx>
-          <w:tblCellMar>
-            <w:top w:w="0" w:type="dxa"/>
-            <w:bottom w:w="0" w:type="dxa"/>
-          </w:tblCellMar>
-        </w:tblPrEx>
         <w:tc>
           <w:tcPr>
             <w:tcW w:w="1000" w:type="dxa"/>
@@ -6899,12 +7001,6 @@
         </w:tc>
       </w:tr>
       <w:tr>
-        <w:tblPrEx>
-          <w:tblCellMar>
-            <w:top w:w="0" w:type="dxa"/>
-            <w:bottom w:w="0" w:type="dxa"/>
-          </w:tblCellMar>
-        </w:tblPrEx>
         <w:tc>
           <w:tcPr>
             <w:tcW w:w="1000" w:type="dxa"/>
@@ -6955,7 +7051,21 @@
                 <w:sz w:val="20"/>
                 <w:szCs w:val="20"/>
               </w:rPr>
-              <w:t>No caching layer — every ARAS API request queries RDS for reference data</w:t>
+              <w:t xml:space="preserve">No caching layer — every </w:t>
+            </w:r>
+            <w:r>
+              <w:rPr>
+                <w:sz w:val="20"/>
+                <w:szCs w:val="20"/>
+              </w:rPr>
+              <w:t>PLM</w:t>
+            </w:r>
+            <w:r>
+              <w:rPr>
+                <w:sz w:val="20"/>
+                <w:szCs w:val="20"/>
+              </w:rPr>
+              <w:t xml:space="preserve"> API request queries RDS for reference data</w:t>
             </w:r>
           </w:p>
         </w:tc>
@@ -7015,12 +7125,6 @@
         </w:tc>
       </w:tr>
       <w:tr>
-        <w:tblPrEx>
-          <w:tblCellMar>
-            <w:top w:w="0" w:type="dxa"/>
-            <w:bottom w:w="0" w:type="dxa"/>
-          </w:tblCellMar>
-        </w:tblPrEx>
         <w:tc>
           <w:tcPr>
             <w:tcW w:w="1000" w:type="dxa"/>
@@ -7131,12 +7235,6 @@
         </w:tc>
       </w:tr>
       <w:tr>
-        <w:tblPrEx>
-          <w:tblCellMar>
-            <w:top w:w="0" w:type="dxa"/>
-            <w:bottom w:w="0" w:type="dxa"/>
-          </w:tblCellMar>
-        </w:tblPrEx>
         <w:tc>
           <w:tcPr>
             <w:tcW w:w="1000" w:type="dxa"/>
@@ -7247,12 +7345,6 @@
         </w:tc>
       </w:tr>
       <w:tr>
-        <w:tblPrEx>
-          <w:tblCellMar>
-            <w:top w:w="0" w:type="dxa"/>
-            <w:bottom w:w="0" w:type="dxa"/>
-          </w:tblCellMar>
-        </w:tblPrEx>
         <w:tc>
           <w:tcPr>
             <w:tcW w:w="1000" w:type="dxa"/>
@@ -7379,12 +7471,6 @@
         </w:tc>
       </w:tr>
       <w:tr>
-        <w:tblPrEx>
-          <w:tblCellMar>
-            <w:top w:w="0" w:type="dxa"/>
-            <w:bottom w:w="0" w:type="dxa"/>
-          </w:tblCellMar>
-        </w:tblPrEx>
         <w:tc>
           <w:tcPr>
             <w:tcW w:w="1000" w:type="dxa"/>
@@ -7495,12 +7581,6 @@
         </w:tc>
       </w:tr>
       <w:tr>
-        <w:tblPrEx>
-          <w:tblCellMar>
-            <w:top w:w="0" w:type="dxa"/>
-            <w:bottom w:w="0" w:type="dxa"/>
-          </w:tblCellMar>
-        </w:tblPrEx>
         <w:tc>
           <w:tcPr>
             <w:tcW w:w="1000" w:type="dxa"/>
@@ -7708,7 +7788,13 @@
       </w:pPr>
       <w:r>
         <w:lastRenderedPageBreak/>
-        <w:t>Root Cause: The ARAS Innovator application makes repeated database calls for PLM reference data (product categories, lifecycle states, unit of measure lists, user permission matrices) on every page load and API request. This reference data changes infrequently (weekly or less) but is queried thousands of times per day.</w:t>
+        <w:t xml:space="preserve">Root Cause: The </w:t>
+      </w:r>
+      <w:r>
+        <w:t>PLM</w:t>
+      </w:r>
+      <w:r>
+        <w:t xml:space="preserve"> Innovator application makes repeated database calls for PLM reference data (product categories, lifecycle states, unit of measure lists, user permission matrices) on every page load and API request. This reference data changes infrequently (weekly or less) but is queried thousands of times per day.</w:t>
       </w:r>
     </w:p>
     <w:p>
@@ -7742,7 +7828,13 @@
       </w:r>
       <w:proofErr w:type="spellEnd"/>
       <w:r>
-        <w:t xml:space="preserve"> for Redis (cache.r6g.large) in the same VPC. Implement application-level caching in the ARAS integration Lambda layer for reference data with a 15-minute TTL. Estimated RDS load reduction: 30–40%, enabling the rightsizing in PERF-01 to be safely applied.</w:t>
+        <w:t xml:space="preserve"> for Redis (cache.r6g.large) in the same VPC. Implement application-level caching in the </w:t>
+      </w:r>
+      <w:r>
+        <w:t>PLM</w:t>
+      </w:r>
+      <w:r>
+        <w:t xml:space="preserve"> integration Lambda layer for reference data with a 15-minute TTL. Estimated RDS load reduction: 30–40%, enabling the rightsizing in PERF-01 to be safely applied.</w:t>
       </w:r>
     </w:p>
     <w:p>
@@ -7777,7 +7869,13 @@
         <w:jc w:val="both"/>
       </w:pPr>
       <w:r>
-        <w:t>Root Cause: The ALB idle timeout was left at the default 60 seconds. ARAS PLM batch export operations (BOM exports, regulatory reports) run for 90–180 seconds. Connections are dropped mid-response, returning a 504 Gateway Timeout to the user.</w:t>
+        <w:t xml:space="preserve">Root Cause: The ALB idle timeout was left at the default 60 seconds. </w:t>
+      </w:r>
+      <w:r>
+        <w:t>PLM</w:t>
+      </w:r>
+      <w:r>
+        <w:t xml:space="preserve"> batch export operations (BOM exports, regulatory reports) run for 90–180 seconds. Connections are dropped mid-response, returning a 504 Gateway Timeout to the user.</w:t>
       </w:r>
     </w:p>
     <w:p>
@@ -7811,7 +7909,13 @@
       </w:r>
       <w:proofErr w:type="spellEnd"/>
       <w:r>
-        <w:t>. Ensure the ARAS application server IIS keepalive timeout is also set to ≥300 seconds to match. For very long operations (&gt;5 minutes), recommend refactoring to asynchronous pattern: initiate export → return job ID → poll status endpoint → download when complete.</w:t>
+        <w:t xml:space="preserve">. Ensure the </w:t>
+      </w:r>
+      <w:r>
+        <w:t>PLM</w:t>
+      </w:r>
+      <w:r>
+        <w:t xml:space="preserve"> application server IIS keepalive timeout is also set to ≥300 seconds to match. For very long operations (&gt;5 minutes), recommend refactoring to asynchronous pattern: initiate export → return job ID → poll status endpoint → download when complete.</w:t>
       </w:r>
     </w:p>
     <w:p>
@@ -7833,7 +7937,19 @@
         <w:jc w:val="both"/>
       </w:pPr>
       <w:r>
-        <w:t>Root Cause: EC2 t3.large instances (2 vCPU, 8 GB RAM, burstable) were used for the ARAS web tier. The web tier serves IIS-hosted ARAS web application with significant CPU demand during session initialisation and large data grid rendering. CPU credit balance was observed depleting to zero within 2 hours of peak usage.</w:t>
+        <w:t xml:space="preserve">Root Cause: EC2 t3.large instances (2 vCPU, 8 GB RAM, burstable) were used for the </w:t>
+      </w:r>
+      <w:r>
+        <w:t>PLM</w:t>
+      </w:r>
+      <w:r>
+        <w:t xml:space="preserve"> web tier. The web tier serves IIS-hosted </w:t>
+      </w:r>
+      <w:r>
+        <w:t>PLM</w:t>
+      </w:r>
+      <w:r>
+        <w:t xml:space="preserve"> web application with significant CPU demand during session initialisation and large data grid rendering. CPU credit balance was observed depleting to zero within 2 hours of peak usage.</w:t>
       </w:r>
     </w:p>
     <w:p>
@@ -7902,7 +8018,19 @@
         <w:spacing w:before="40" w:after="40"/>
       </w:pPr>
       <w:r>
-        <w:t>Risk: Without Query Store, performance regressions introduced during ARAS module deployments cannot be rapidly diagnosed. During one sprint, a query plan change increased a key ARAS report query from 300ms to 14 seconds — diagnosis took 3 days without Query Store data.</w:t>
+        <w:t xml:space="preserve">Risk: Without Query Store, performance regressions introduced during </w:t>
+      </w:r>
+      <w:r>
+        <w:t>PLM</w:t>
+      </w:r>
+      <w:r>
+        <w:t xml:space="preserve"> module deployments cannot be rapidly diagnosed. During one sprint, a query plan change increased a key </w:t>
+      </w:r>
+      <w:r>
+        <w:t>PLM</w:t>
+      </w:r>
+      <w:r>
+        <w:t xml:space="preserve"> report query from 300ms to 14 seconds — diagnosis took 3 days without Query Store data.</w:t>
       </w:r>
     </w:p>
     <w:p>
@@ -8014,12 +8142,6 @@
         <w:gridCol w:w="3536"/>
       </w:tblGrid>
       <w:tr>
-        <w:tblPrEx>
-          <w:tblCellMar>
-            <w:top w:w="0" w:type="dxa"/>
-            <w:bottom w:w="0" w:type="dxa"/>
-          </w:tblCellMar>
-        </w:tblPrEx>
         <w:trPr>
           <w:tblHeader/>
         </w:trPr>
@@ -8145,12 +8267,6 @@
         </w:tc>
       </w:tr>
       <w:tr>
-        <w:tblPrEx>
-          <w:tblCellMar>
-            <w:top w:w="0" w:type="dxa"/>
-            <w:bottom w:w="0" w:type="dxa"/>
-          </w:tblCellMar>
-        </w:tblPrEx>
         <w:tc>
           <w:tcPr>
             <w:tcW w:w="1000" w:type="dxa"/>
@@ -8261,12 +8377,6 @@
         </w:tc>
       </w:tr>
       <w:tr>
-        <w:tblPrEx>
-          <w:tblCellMar>
-            <w:top w:w="0" w:type="dxa"/>
-            <w:bottom w:w="0" w:type="dxa"/>
-          </w:tblCellMar>
-        </w:tblPrEx>
         <w:tc>
           <w:tcPr>
             <w:tcW w:w="1000" w:type="dxa"/>
@@ -8377,12 +8487,6 @@
         </w:tc>
       </w:tr>
       <w:tr>
-        <w:tblPrEx>
-          <w:tblCellMar>
-            <w:top w:w="0" w:type="dxa"/>
-            <w:bottom w:w="0" w:type="dxa"/>
-          </w:tblCellMar>
-        </w:tblPrEx>
         <w:tc>
           <w:tcPr>
             <w:tcW w:w="1000" w:type="dxa"/>
@@ -8493,12 +8597,6 @@
         </w:tc>
       </w:tr>
       <w:tr>
-        <w:tblPrEx>
-          <w:tblCellMar>
-            <w:top w:w="0" w:type="dxa"/>
-            <w:bottom w:w="0" w:type="dxa"/>
-          </w:tblCellMar>
-        </w:tblPrEx>
         <w:tc>
           <w:tcPr>
             <w:tcW w:w="1000" w:type="dxa"/>
@@ -8609,12 +8707,6 @@
         </w:tc>
       </w:tr>
       <w:tr>
-        <w:tblPrEx>
-          <w:tblCellMar>
-            <w:top w:w="0" w:type="dxa"/>
-            <w:bottom w:w="0" w:type="dxa"/>
-          </w:tblCellMar>
-        </w:tblPrEx>
         <w:tc>
           <w:tcPr>
             <w:tcW w:w="1000" w:type="dxa"/>
@@ -8725,12 +8817,6 @@
         </w:tc>
       </w:tr>
       <w:tr>
-        <w:tblPrEx>
-          <w:tblCellMar>
-            <w:top w:w="0" w:type="dxa"/>
-            <w:bottom w:w="0" w:type="dxa"/>
-          </w:tblCellMar>
-        </w:tblPrEx>
         <w:tc>
           <w:tcPr>
             <w:tcW w:w="1000" w:type="dxa"/>
@@ -8841,12 +8927,6 @@
         </w:tc>
       </w:tr>
       <w:tr>
-        <w:tblPrEx>
-          <w:tblCellMar>
-            <w:top w:w="0" w:type="dxa"/>
-            <w:bottom w:w="0" w:type="dxa"/>
-          </w:tblCellMar>
-        </w:tblPrEx>
         <w:tc>
           <w:tcPr>
             <w:tcW w:w="1000" w:type="dxa"/>
@@ -9120,7 +9200,13 @@
         <w:spacing w:before="40" w:after="40"/>
       </w:pPr>
       <w:r>
-        <w:t>Recommendation: Implement S3 Lifecycle Policy: transition to S3 Standard-IA after 90 days → S3 Glacier Flexible Retrieval after 365 days → expire after 7 years (per PMI document retention policy). Estimated saving: $120–180/month at current data volume.</w:t>
+        <w:t xml:space="preserve">Recommendation: Implement S3 Lifecycle Policy: transition to S3 Standard-IA after 90 days → S3 Glacier Flexible Retrieval after 365 days → expire after 7 years (per </w:t>
+      </w:r>
+      <w:r>
+        <w:t>XYZ</w:t>
+      </w:r>
+      <w:r>
+        <w:t xml:space="preserve"> document retention policy). Estimated saving: $120–180/month at current data volume.</w:t>
       </w:r>
     </w:p>
     <w:p>
@@ -9227,12 +9313,6 @@
         <w:gridCol w:w="1532"/>
       </w:tblGrid>
       <w:tr>
-        <w:tblPrEx>
-          <w:tblCellMar>
-            <w:top w:w="0" w:type="dxa"/>
-            <w:bottom w:w="0" w:type="dxa"/>
-          </w:tblCellMar>
-        </w:tblPrEx>
         <w:trPr>
           <w:tblHeader/>
         </w:trPr>
@@ -9418,12 +9498,6 @@
         </w:tc>
       </w:tr>
       <w:tr>
-        <w:tblPrEx>
-          <w:tblCellMar>
-            <w:top w:w="0" w:type="dxa"/>
-            <w:bottom w:w="0" w:type="dxa"/>
-          </w:tblCellMar>
-        </w:tblPrEx>
         <w:tc>
           <w:tcPr>
             <w:tcW w:w="800" w:type="dxa"/>
@@ -9588,12 +9662,6 @@
         </w:tc>
       </w:tr>
       <w:tr>
-        <w:tblPrEx>
-          <w:tblCellMar>
-            <w:top w:w="0" w:type="dxa"/>
-            <w:bottom w:w="0" w:type="dxa"/>
-          </w:tblCellMar>
-        </w:tblPrEx>
         <w:tc>
           <w:tcPr>
             <w:tcW w:w="800" w:type="dxa"/>
@@ -9758,12 +9826,6 @@
         </w:tc>
       </w:tr>
       <w:tr>
-        <w:tblPrEx>
-          <w:tblCellMar>
-            <w:top w:w="0" w:type="dxa"/>
-            <w:bottom w:w="0" w:type="dxa"/>
-          </w:tblCellMar>
-        </w:tblPrEx>
         <w:tc>
           <w:tcPr>
             <w:tcW w:w="800" w:type="dxa"/>
@@ -9928,12 +9990,6 @@
         </w:tc>
       </w:tr>
       <w:tr>
-        <w:tblPrEx>
-          <w:tblCellMar>
-            <w:top w:w="0" w:type="dxa"/>
-            <w:bottom w:w="0" w:type="dxa"/>
-          </w:tblCellMar>
-        </w:tblPrEx>
         <w:tc>
           <w:tcPr>
             <w:tcW w:w="800" w:type="dxa"/>
@@ -10098,12 +10154,6 @@
         </w:tc>
       </w:tr>
       <w:tr>
-        <w:tblPrEx>
-          <w:tblCellMar>
-            <w:top w:w="0" w:type="dxa"/>
-            <w:bottom w:w="0" w:type="dxa"/>
-          </w:tblCellMar>
-        </w:tblPrEx>
         <w:tc>
           <w:tcPr>
             <w:tcW w:w="800" w:type="dxa"/>
@@ -10268,12 +10318,6 @@
         </w:tc>
       </w:tr>
       <w:tr>
-        <w:tblPrEx>
-          <w:tblCellMar>
-            <w:top w:w="0" w:type="dxa"/>
-            <w:bottom w:w="0" w:type="dxa"/>
-          </w:tblCellMar>
-        </w:tblPrEx>
         <w:tc>
           <w:tcPr>
             <w:tcW w:w="800" w:type="dxa"/>
@@ -10405,7 +10449,14 @@
                 <w:sz w:val="20"/>
                 <w:szCs w:val="20"/>
               </w:rPr>
-              <w:t>PMI IT</w:t>
+              <w:t>XYZ</w:t>
+            </w:r>
+            <w:r>
+              <w:rPr>
+                <w:sz w:val="20"/>
+                <w:szCs w:val="20"/>
+              </w:rPr>
+              <w:t xml:space="preserve"> IT</w:t>
             </w:r>
           </w:p>
         </w:tc>
@@ -10438,12 +10489,6 @@
         </w:tc>
       </w:tr>
       <w:tr>
-        <w:tblPrEx>
-          <w:tblCellMar>
-            <w:top w:w="0" w:type="dxa"/>
-            <w:bottom w:w="0" w:type="dxa"/>
-          </w:tblCellMar>
-        </w:tblPrEx>
         <w:tc>
           <w:tcPr>
             <w:tcW w:w="800" w:type="dxa"/>
@@ -10608,12 +10653,6 @@
         </w:tc>
       </w:tr>
       <w:tr>
-        <w:tblPrEx>
-          <w:tblCellMar>
-            <w:top w:w="0" w:type="dxa"/>
-            <w:bottom w:w="0" w:type="dxa"/>
-          </w:tblCellMar>
-        </w:tblPrEx>
         <w:tc>
           <w:tcPr>
             <w:tcW w:w="800" w:type="dxa"/>
@@ -10778,12 +10817,6 @@
         </w:tc>
       </w:tr>
       <w:tr>
-        <w:tblPrEx>
-          <w:tblCellMar>
-            <w:top w:w="0" w:type="dxa"/>
-            <w:bottom w:w="0" w:type="dxa"/>
-          </w:tblCellMar>
-        </w:tblPrEx>
         <w:tc>
           <w:tcPr>
             <w:tcW w:w="800" w:type="dxa"/>
@@ -10915,7 +10948,14 @@
                 <w:sz w:val="20"/>
                 <w:szCs w:val="20"/>
               </w:rPr>
-              <w:t>PMI Finance</w:t>
+              <w:t>XYZ</w:t>
+            </w:r>
+            <w:r>
+              <w:rPr>
+                <w:sz w:val="20"/>
+                <w:szCs w:val="20"/>
+              </w:rPr>
+              <w:t xml:space="preserve"> Finance</w:t>
             </w:r>
           </w:p>
         </w:tc>
@@ -10948,12 +10988,6 @@
         </w:tc>
       </w:tr>
       <w:tr>
-        <w:tblPrEx>
-          <w:tblCellMar>
-            <w:top w:w="0" w:type="dxa"/>
-            <w:bottom w:w="0" w:type="dxa"/>
-          </w:tblCellMar>
-        </w:tblPrEx>
         <w:tc>
           <w:tcPr>
             <w:tcW w:w="800" w:type="dxa"/>
@@ -11118,12 +11152,6 @@
         </w:tc>
       </w:tr>
       <w:tr>
-        <w:tblPrEx>
-          <w:tblCellMar>
-            <w:top w:w="0" w:type="dxa"/>
-            <w:bottom w:w="0" w:type="dxa"/>
-          </w:tblCellMar>
-        </w:tblPrEx>
         <w:tc>
           <w:tcPr>
             <w:tcW w:w="800" w:type="dxa"/>
@@ -11255,7 +11283,14 @@
                 <w:sz w:val="20"/>
                 <w:szCs w:val="20"/>
               </w:rPr>
-              <w:t>PMI Sec</w:t>
+              <w:t>XYZ</w:t>
+            </w:r>
+            <w:r>
+              <w:rPr>
+                <w:sz w:val="20"/>
+                <w:szCs w:val="20"/>
+              </w:rPr>
+              <w:t xml:space="preserve"> Sec</w:t>
             </w:r>
           </w:p>
         </w:tc>
@@ -11288,12 +11323,6 @@
         </w:tc>
       </w:tr>
       <w:tr>
-        <w:tblPrEx>
-          <w:tblCellMar>
-            <w:top w:w="0" w:type="dxa"/>
-            <w:bottom w:w="0" w:type="dxa"/>
-          </w:tblCellMar>
-        </w:tblPrEx>
         <w:tc>
           <w:tcPr>
             <w:tcW w:w="800" w:type="dxa"/>
@@ -11425,7 +11454,14 @@
                 <w:sz w:val="20"/>
                 <w:szCs w:val="20"/>
               </w:rPr>
-              <w:t>PMI Sec</w:t>
+              <w:t>XYZ</w:t>
+            </w:r>
+            <w:r>
+              <w:rPr>
+                <w:sz w:val="20"/>
+                <w:szCs w:val="20"/>
+              </w:rPr>
+              <w:t xml:space="preserve"> Sec</w:t>
             </w:r>
           </w:p>
         </w:tc>
@@ -11458,12 +11494,6 @@
         </w:tc>
       </w:tr>
       <w:tr>
-        <w:tblPrEx>
-          <w:tblCellMar>
-            <w:top w:w="0" w:type="dxa"/>
-            <w:bottom w:w="0" w:type="dxa"/>
-          </w:tblCellMar>
-        </w:tblPrEx>
         <w:tc>
           <w:tcPr>
             <w:tcW w:w="800" w:type="dxa"/>
@@ -11628,12 +11658,6 @@
         </w:tc>
       </w:tr>
       <w:tr>
-        <w:tblPrEx>
-          <w:tblCellMar>
-            <w:top w:w="0" w:type="dxa"/>
-            <w:bottom w:w="0" w:type="dxa"/>
-          </w:tblCellMar>
-        </w:tblPrEx>
         <w:tc>
           <w:tcPr>
             <w:tcW w:w="800" w:type="dxa"/>
@@ -11798,12 +11822,6 @@
         </w:tc>
       </w:tr>
       <w:tr>
-        <w:tblPrEx>
-          <w:tblCellMar>
-            <w:top w:w="0" w:type="dxa"/>
-            <w:bottom w:w="0" w:type="dxa"/>
-          </w:tblCellMar>
-        </w:tblPrEx>
         <w:tc>
           <w:tcPr>
             <w:tcW w:w="800" w:type="dxa"/>
@@ -11968,12 +11986,6 @@
         </w:tc>
       </w:tr>
       <w:tr>
-        <w:tblPrEx>
-          <w:tblCellMar>
-            <w:top w:w="0" w:type="dxa"/>
-            <w:bottom w:w="0" w:type="dxa"/>
-          </w:tblCellMar>
-        </w:tblPrEx>
         <w:tc>
           <w:tcPr>
             <w:tcW w:w="800" w:type="dxa"/>
@@ -12138,12 +12150,6 @@
         </w:tc>
       </w:tr>
       <w:tr>
-        <w:tblPrEx>
-          <w:tblCellMar>
-            <w:top w:w="0" w:type="dxa"/>
-            <w:bottom w:w="0" w:type="dxa"/>
-          </w:tblCellMar>
-        </w:tblPrEx>
         <w:tc>
           <w:tcPr>
             <w:tcW w:w="800" w:type="dxa"/>
@@ -12308,12 +12314,6 @@
         </w:tc>
       </w:tr>
       <w:tr>
-        <w:tblPrEx>
-          <w:tblCellMar>
-            <w:top w:w="0" w:type="dxa"/>
-            <w:bottom w:w="0" w:type="dxa"/>
-          </w:tblCellMar>
-        </w:tblPrEx>
         <w:tc>
           <w:tcPr>
             <w:tcW w:w="800" w:type="dxa"/>
@@ -12478,12 +12478,6 @@
         </w:tc>
       </w:tr>
       <w:tr>
-        <w:tblPrEx>
-          <w:tblCellMar>
-            <w:top w:w="0" w:type="dxa"/>
-            <w:bottom w:w="0" w:type="dxa"/>
-          </w:tblCellMar>
-        </w:tblPrEx>
         <w:tc>
           <w:tcPr>
             <w:tcW w:w="800" w:type="dxa"/>
@@ -12664,12 +12658,6 @@
         </w:tc>
       </w:tr>
       <w:tr>
-        <w:tblPrEx>
-          <w:tblCellMar>
-            <w:top w:w="0" w:type="dxa"/>
-            <w:bottom w:w="0" w:type="dxa"/>
-          </w:tblCellMar>
-        </w:tblPrEx>
         <w:tc>
           <w:tcPr>
             <w:tcW w:w="800" w:type="dxa"/>
@@ -12835,12 +12823,6 @@
         </w:tc>
       </w:tr>
       <w:tr>
-        <w:tblPrEx>
-          <w:tblCellMar>
-            <w:top w:w="0" w:type="dxa"/>
-            <w:bottom w:w="0" w:type="dxa"/>
-          </w:tblCellMar>
-        </w:tblPrEx>
         <w:tc>
           <w:tcPr>
             <w:tcW w:w="800" w:type="dxa"/>
@@ -13005,12 +12987,6 @@
         </w:tc>
       </w:tr>
       <w:tr>
-        <w:tblPrEx>
-          <w:tblCellMar>
-            <w:top w:w="0" w:type="dxa"/>
-            <w:bottom w:w="0" w:type="dxa"/>
-          </w:tblCellMar>
-        </w:tblPrEx>
         <w:tc>
           <w:tcPr>
             <w:tcW w:w="800" w:type="dxa"/>
@@ -13175,12 +13151,6 @@
         </w:tc>
       </w:tr>
       <w:tr>
-        <w:tblPrEx>
-          <w:tblCellMar>
-            <w:top w:w="0" w:type="dxa"/>
-            <w:bottom w:w="0" w:type="dxa"/>
-          </w:tblCellMar>
-        </w:tblPrEx>
         <w:tc>
           <w:tcPr>
             <w:tcW w:w="800" w:type="dxa"/>
@@ -13345,12 +13315,6 @@
         </w:tc>
       </w:tr>
       <w:tr>
-        <w:tblPrEx>
-          <w:tblCellMar>
-            <w:top w:w="0" w:type="dxa"/>
-            <w:bottom w:w="0" w:type="dxa"/>
-          </w:tblCellMar>
-        </w:tblPrEx>
         <w:tc>
           <w:tcPr>
             <w:tcW w:w="800" w:type="dxa"/>
@@ -13515,12 +13479,6 @@
         </w:tc>
       </w:tr>
       <w:tr>
-        <w:tblPrEx>
-          <w:tblCellMar>
-            <w:top w:w="0" w:type="dxa"/>
-            <w:bottom w:w="0" w:type="dxa"/>
-          </w:tblCellMar>
-        </w:tblPrEx>
         <w:tc>
           <w:tcPr>
             <w:tcW w:w="800" w:type="dxa"/>
@@ -13685,12 +13643,6 @@
         </w:tc>
       </w:tr>
       <w:tr>
-        <w:tblPrEx>
-          <w:tblCellMar>
-            <w:top w:w="0" w:type="dxa"/>
-            <w:bottom w:w="0" w:type="dxa"/>
-          </w:tblCellMar>
-        </w:tblPrEx>
         <w:tc>
           <w:tcPr>
             <w:tcW w:w="800" w:type="dxa"/>
@@ -13855,12 +13807,6 @@
         </w:tc>
       </w:tr>
       <w:tr>
-        <w:tblPrEx>
-          <w:tblCellMar>
-            <w:top w:w="0" w:type="dxa"/>
-            <w:bottom w:w="0" w:type="dxa"/>
-          </w:tblCellMar>
-        </w:tblPrEx>
         <w:tc>
           <w:tcPr>
             <w:tcW w:w="800" w:type="dxa"/>
@@ -14060,12 +14006,6 @@
         <w:gridCol w:w="6360"/>
       </w:tblGrid>
       <w:tr>
-        <w:tblPrEx>
-          <w:tblCellMar>
-            <w:top w:w="0" w:type="dxa"/>
-            <w:bottom w:w="0" w:type="dxa"/>
-          </w:tblCellMar>
-        </w:tblPrEx>
         <w:trPr>
           <w:tblHeader/>
         </w:trPr>
@@ -14131,12 +14071,6 @@
         </w:tc>
       </w:tr>
       <w:tr>
-        <w:tblPrEx>
-          <w:tblCellMar>
-            <w:top w:w="0" w:type="dxa"/>
-            <w:bottom w:w="0" w:type="dxa"/>
-          </w:tblCellMar>
-        </w:tblPrEx>
         <w:tc>
           <w:tcPr>
             <w:tcW w:w="3000" w:type="dxa"/>
@@ -14193,12 +14127,6 @@
         </w:tc>
       </w:tr>
       <w:tr>
-        <w:tblPrEx>
-          <w:tblCellMar>
-            <w:top w:w="0" w:type="dxa"/>
-            <w:bottom w:w="0" w:type="dxa"/>
-          </w:tblCellMar>
-        </w:tblPrEx>
         <w:tc>
           <w:tcPr>
             <w:tcW w:w="3000" w:type="dxa"/>
@@ -14255,12 +14183,6 @@
         </w:tc>
       </w:tr>
       <w:tr>
-        <w:tblPrEx>
-          <w:tblCellMar>
-            <w:top w:w="0" w:type="dxa"/>
-            <w:bottom w:w="0" w:type="dxa"/>
-          </w:tblCellMar>
-        </w:tblPrEx>
         <w:tc>
           <w:tcPr>
             <w:tcW w:w="3000" w:type="dxa"/>
@@ -14317,12 +14239,6 @@
         </w:tc>
       </w:tr>
       <w:tr>
-        <w:tblPrEx>
-          <w:tblCellMar>
-            <w:top w:w="0" w:type="dxa"/>
-            <w:bottom w:w="0" w:type="dxa"/>
-          </w:tblCellMar>
-        </w:tblPrEx>
         <w:tc>
           <w:tcPr>
             <w:tcW w:w="3000" w:type="dxa"/>
@@ -14379,12 +14295,6 @@
         </w:tc>
       </w:tr>
       <w:tr>
-        <w:tblPrEx>
-          <w:tblCellMar>
-            <w:top w:w="0" w:type="dxa"/>
-            <w:bottom w:w="0" w:type="dxa"/>
-          </w:tblCellMar>
-        </w:tblPrEx>
         <w:tc>
           <w:tcPr>
             <w:tcW w:w="3000" w:type="dxa"/>
@@ -14441,12 +14351,6 @@
         </w:tc>
       </w:tr>
       <w:tr>
-        <w:tblPrEx>
-          <w:tblCellMar>
-            <w:top w:w="0" w:type="dxa"/>
-            <w:bottom w:w="0" w:type="dxa"/>
-          </w:tblCellMar>
-        </w:tblPrEx>
         <w:tc>
           <w:tcPr>
             <w:tcW w:w="3000" w:type="dxa"/>
@@ -14503,12 +14407,6 @@
         </w:tc>
       </w:tr>
       <w:tr>
-        <w:tblPrEx>
-          <w:tblCellMar>
-            <w:top w:w="0" w:type="dxa"/>
-            <w:bottom w:w="0" w:type="dxa"/>
-          </w:tblCellMar>
-        </w:tblPrEx>
         <w:tc>
           <w:tcPr>
             <w:tcW w:w="3000" w:type="dxa"/>
@@ -14565,12 +14463,6 @@
         </w:tc>
       </w:tr>
       <w:tr>
-        <w:tblPrEx>
-          <w:tblCellMar>
-            <w:top w:w="0" w:type="dxa"/>
-            <w:bottom w:w="0" w:type="dxa"/>
-          </w:tblCellMar>
-        </w:tblPrEx>
         <w:tc>
           <w:tcPr>
             <w:tcW w:w="3000" w:type="dxa"/>
@@ -14627,12 +14519,6 @@
         </w:tc>
       </w:tr>
       <w:tr>
-        <w:tblPrEx>
-          <w:tblCellMar>
-            <w:top w:w="0" w:type="dxa"/>
-            <w:bottom w:w="0" w:type="dxa"/>
-          </w:tblCellMar>
-        </w:tblPrEx>
         <w:tc>
           <w:tcPr>
             <w:tcW w:w="3000" w:type="dxa"/>
@@ -14724,7 +14610,7 @@
 </file>
 
 <file path=word/numbering.xml><?xml version="1.0" encoding="utf-8"?>
-<w:numbering xmlns:wpc="http://schemas.microsoft.com/office/word/2010/wordprocessingCanvas" xmlns:cx="http://schemas.microsoft.com/office/drawing/2014/chartex" xmlns:cx1="http://schemas.microsoft.com/office/drawing/2015/9/8/chartex" xmlns:cx2="http://schemas.microsoft.com/office/drawing/2015/10/21/chartex" xmlns:cx3="http://schemas.microsoft.com/office/drawing/2016/5/9/chartex" xmlns:cx4="http://schemas.microsoft.com/office/drawing/2016/5/10/chartex" xmlns:cx5="http://schemas.microsoft.com/office/drawing/2016/5/11/chartex" xmlns:cx6="http://schemas.microsoft.com/office/drawing/2016/5/12/chartex" xmlns:cx7="http://schemas.microsoft.com/office/drawing/2016/5/13/chartex" xmlns:cx8="http://schemas.microsoft.com/office/drawing/2016/5/14/chartex" xmlns:mc="http://schemas.openxmlformats.org/markup-compatibility/2006" xmlns:aink="http://schemas.microsoft.com/office/drawing/2016/ink" xmlns:am3d="http://schemas.microsoft.com/office/drawing/2017/model3d" xmlns:o="urn:schemas-microsoft-com:office:office" xmlns:oel="http://schemas.microsoft.com/office/2019/extlst" xmlns:r="http://schemas.openxmlformats.org/officeDocument/2006/relationships" xmlns:m="http://schemas.openxmlformats.org/officeDocument/2006/math" xmlns:v="urn:schemas-microsoft-com:vml" xmlns:wp14="http://schemas.microsoft.com/office/word/2010/wordprocessingDrawing" xmlns:wp="http://schemas.openxmlformats.org/drawingml/2006/wordprocessingDrawing" xmlns:w10="urn:schemas-microsoft-com:office:word" xmlns:w="http://schemas.openxmlformats.org/wordprocessingml/2006/main" xmlns:w14="http://schemas.microsoft.com/office/word/2010/wordml" xmlns:w15="http://schemas.microsoft.com/office/word/2012/wordml" xmlns:w16cex="http://schemas.microsoft.com/office/word/2018/wordml/cex" xmlns:w16cid="http://schemas.microsoft.com/office/word/2016/wordml/cid" xmlns:w16="http://schemas.microsoft.com/office/word/2018/wordml" xmlns:w16du="http://schemas.microsoft.com/office/word/2023/wordml/word16du" xmlns:w16sdtdh="http://schemas.microsoft.com/office/word/2020/wordml/sdtdatahash" xmlns:w16sdtfl="http://schemas.microsoft.com/office/word/2024/wordml/sdtformatlock" xmlns:w16se="http://schemas.microsoft.com/office/word/2015/wordml/symex" xmlns:wpg="http://schemas.microsoft.com/office/word/2010/wordprocessingGroup" xmlns:wpi="http://schemas.microsoft.com/office/word/2010/wordprocessingInk" xmlns:wne="http://schemas.microsoft.com/office/word/2006/wordml" xmlns:wps="http://schemas.microsoft.com/office/word/2010/wordprocessingShape" mc:Ignorable="w14 w15 w16se w16cid w16 w16cex w16sdtdh w16sdtfl w16du wp14">
+<w:numbering xmlns:wpc="http://schemas.microsoft.com/office/word/2010/wordprocessingCanvas" xmlns:cx="http://schemas.microsoft.com/office/drawing/2014/chartex" xmlns:cx1="http://schemas.microsoft.com/office/drawing/2015/9/8/chartex" xmlns:cx2="http://schemas.microsoft.com/office/drawing/2015/10/21/chartex" xmlns:cx3="http://schemas.microsoft.com/office/drawing/2016/5/9/chartex" xmlns:cx4="http://schemas.microsoft.com/office/drawing/2016/5/10/chartex" xmlns:cx5="http://schemas.microsoft.com/office/drawing/2016/5/11/chartex" xmlns:cx6="http://schemas.microsoft.com/office/drawing/2016/5/12/chartex" xmlns:cx7="http://schemas.microsoft.com/office/drawing/2016/5/13/chartex" xmlns:cx8="http://schemas.microsoft.com/office/drawing/2016/5/14/chartex" xmlns:mc="http://schemas.openxmlformats.org/markup-compatibility/2006" xmlns:m="http://schemas.openxmlformats.org/officeDocument/2006/math" xmlns:aink="http://schemas.microsoft.com/office/drawing/2016/ink" xmlns:am3d="http://schemas.microsoft.com/office/drawing/2017/model3d" xmlns:oel="http://schemas.microsoft.com/office/2019/extlst" xmlns:r="http://schemas.openxmlformats.org/officeDocument/2006/relationships" xmlns:wp14="http://schemas.microsoft.com/office/word/2010/wordprocessingDrawing" xmlns:wp="http://schemas.openxmlformats.org/drawingml/2006/wordprocessingDrawing" xmlns:wpg="http://schemas.microsoft.com/office/word/2010/wordprocessingGroup" xmlns:wpi="http://schemas.microsoft.com/office/word/2010/wordprocessingInk" xmlns:wps="http://schemas.microsoft.com/office/word/2010/wordprocessingShape" xmlns:o="urn:schemas-microsoft-com:office:office" xmlns:v="urn:schemas-microsoft-com:vml" xmlns:w10="urn:schemas-microsoft-com:office:word" xmlns:w="http://schemas.openxmlformats.org/wordprocessingml/2006/main" xmlns:w14="http://schemas.microsoft.com/office/word/2010/wordml" xmlns:w15="http://schemas.microsoft.com/office/word/2012/wordml" xmlns:w16cex="http://schemas.microsoft.com/office/word/2018/wordml/cex" xmlns:w16cid="http://schemas.microsoft.com/office/word/2016/wordml/cid" xmlns:w16="http://schemas.microsoft.com/office/word/2018/wordml" xmlns:w16sdtdh="http://schemas.microsoft.com/office/word/2020/wordml/sdtdatahash" xmlns:w16sdtfl="http://schemas.microsoft.com/office/word/2024/wordml/sdtformatlock" xmlns:w16se="http://schemas.microsoft.com/office/word/2015/wordml/symex" xmlns:w16du="http://schemas.microsoft.com/office/word/2023/wordml/word16du" xmlns:wne="http://schemas.microsoft.com/office/word/2006/wordml" mc:Ignorable="w14 w15 w16se w16cid w16 w16cex w16sdtdh w16sdtfl w16du wp14">
   <w:abstractNum w:abstractNumId="0" w15:restartNumberingAfterBreak="0">
     <w:nsid w:val="487C1084"/>
     <w:multiLevelType w:val="hybridMultilevel"/>
@@ -14885,7 +14771,7 @@
 </file>
 
 <file path=word/styles.xml><?xml version="1.0" encoding="utf-8"?>
-<w:styles xmlns:mc="http://schemas.openxmlformats.org/markup-compatibility/2006" xmlns:r="http://schemas.openxmlformats.org/officeDocument/2006/relationships" xmlns:w="http://schemas.openxmlformats.org/wordprocessingml/2006/main" xmlns:w14="http://schemas.microsoft.com/office/word/2010/wordml" xmlns:w15="http://schemas.microsoft.com/office/word/2012/wordml" xmlns:w16cex="http://schemas.microsoft.com/office/word/2018/wordml/cex" xmlns:w16cid="http://schemas.microsoft.com/office/word/2016/wordml/cid" xmlns:w16="http://schemas.microsoft.com/office/word/2018/wordml" xmlns:w16du="http://schemas.microsoft.com/office/word/2023/wordml/word16du" xmlns:w16sdtdh="http://schemas.microsoft.com/office/word/2020/wordml/sdtdatahash" xmlns:w16sdtfl="http://schemas.microsoft.com/office/word/2024/wordml/sdtformatlock" xmlns:w16se="http://schemas.microsoft.com/office/word/2015/wordml/symex" mc:Ignorable="w14 w15 w16se w16cid w16 w16cex w16sdtdh w16sdtfl w16du">
+<w:styles xmlns:mc="http://schemas.openxmlformats.org/markup-compatibility/2006" xmlns:r="http://schemas.openxmlformats.org/officeDocument/2006/relationships" xmlns:w="http://schemas.openxmlformats.org/wordprocessingml/2006/main" xmlns:w14="http://schemas.microsoft.com/office/word/2010/wordml" xmlns:w15="http://schemas.microsoft.com/office/word/2012/wordml" xmlns:w16cex="http://schemas.microsoft.com/office/word/2018/wordml/cex" xmlns:w16cid="http://schemas.microsoft.com/office/word/2016/wordml/cid" xmlns:w16="http://schemas.microsoft.com/office/word/2018/wordml" xmlns:w16sdtdh="http://schemas.microsoft.com/office/word/2020/wordml/sdtdatahash" xmlns:w16sdtfl="http://schemas.microsoft.com/office/word/2024/wordml/sdtformatlock" xmlns:w16se="http://schemas.microsoft.com/office/word/2015/wordml/symex" xmlns:w16du="http://schemas.microsoft.com/office/word/2023/wordml/word16du" mc:Ignorable="w14 w15 w16se w16cid w16 w16cex w16sdtdh w16sdtfl w16du">
   <w:docDefaults>
     <w:rPrDefault>
       <w:rPr>
@@ -15803,4 +15689,10 @@
     </a:ext>
   </a:extLst>
 </a:theme>
+</file>
+
+<file path=docMetadata/LabelInfo.xml><?xml version="1.0" encoding="utf-8"?>
+<clbl:labelList xmlns:clbl="http://schemas.microsoft.com/office/2020/mipLabelMetadata">
+  <clbl:label id="{d9088468-0951-4aef-9cc3-0a346e475ddc}" enabled="1" method="Privileged" siteId="{aca3c8d6-aa71-4e1a-a10e-03572fc58c0b}" contentBits="0" removed="0"/>
+</clbl:labelList>
 </file>